--- a/files/PaulSweeneyCV.docx
+++ b/files/PaulSweeneyCV.docx
@@ -115,54 +115,27 @@
         <w:t>https://www.linkedin.com/in/paulsweeneycv/</w:t>
       </w:r>
     </w:p>
-    <w:tbl>
-      <w:tblPr>
-        <w:tblW w:w="10883" w:type="dxa"/>
-        <w:tblBorders>
-          <w:top w:val="single" w:sz="2" w:space="0" w:color="5A64C8"/>
-          <w:bottom w:val="single" w:sz="2" w:space="0" w:color="5A64C8"/>
-        </w:tblBorders>
-        <w:tblLayout w:type="fixed"/>
-        <w:tblCellMar>
-          <w:left w:w="10" w:type="dxa"/>
-          <w:right w:w="10" w:type="dxa"/>
-        </w:tblCellMar>
-        <w:tblLook w:val="0000"/>
-      </w:tblPr>
-      <w:tblGrid>
-        <w:gridCol w:w="10883"/>
-      </w:tblGrid>
-      <w:tr>
-        <w:trPr>
-          <w:trHeight w:val="331"/>
-        </w:trPr>
-        <w:tc>
-          <w:tcPr>
-            <w:tcW w:w="10883" w:type="dxa"/>
-            <w:tcMar>
-              <w:left w:w="0" w:type="dxa"/>
-            </w:tcMar>
-          </w:tcPr>
-          <w:p>
-            <w:pPr>
-              <w:pStyle w:val="Heading3"/>
-              <w:spacing w:line="276" w:lineRule="auto"/>
-              <w:rPr>
-                <w:color w:val="5A64C8"/>
-                <w:lang w:val="en-GB"/>
-              </w:rPr>
-            </w:pPr>
-            <w:r>
-              <w:rPr>
-                <w:color w:val="5A64C8"/>
-                <w:lang w:val="en-GB"/>
-              </w:rPr>
-              <w:t>PROFILE</w:t>
-            </w:r>
-          </w:p>
-        </w:tc>
-      </w:tr>
-    </w:tbl>
+    <w:p>
+      <w:pPr>
+        <w:pStyle w:val="Heading3"/>
+        <w:pBdr>
+          <w:top w:val="single" w:sz="2" w:space="1" w:color="5A64C8"/>
+          <w:bottom w:val="single" w:sz="2" w:space="1" w:color="5A64C8"/>
+        </w:pBdr>
+        <w:spacing w:line="276" w:lineRule="auto"/>
+        <w:rPr>
+          <w:color w:val="5A64C8"/>
+          <w:lang w:val="en-GB"/>
+        </w:rPr>
+      </w:pPr>
+      <w:r>
+        <w:rPr>
+          <w:color w:val="5A64C8"/>
+          <w:lang w:val="en-GB"/>
+        </w:rPr>
+        <w:t>PROFILE</w:t>
+      </w:r>
+    </w:p>
     <w:p>
       <w:pPr>
         <w:spacing w:before="120" w:after="120" w:line="276" w:lineRule="auto"/>
@@ -237,53 +210,26 @@
         </w:rPr>
       </w:pPr>
     </w:p>
-    <w:tbl>
-      <w:tblPr>
-        <w:tblW w:w="10820" w:type="dxa"/>
-        <w:tblBorders>
-          <w:top w:val="single" w:sz="2" w:space="0" w:color="5A64C8"/>
-          <w:bottom w:val="single" w:sz="2" w:space="0" w:color="5A64C8"/>
-        </w:tblBorders>
-        <w:tblLayout w:type="fixed"/>
-        <w:tblCellMar>
-          <w:left w:w="10" w:type="dxa"/>
-          <w:right w:w="10" w:type="dxa"/>
-        </w:tblCellMar>
-        <w:tblLook w:val="0000"/>
-      </w:tblPr>
-      <w:tblGrid>
-        <w:gridCol w:w="10820"/>
-      </w:tblGrid>
-      <w:tr>
-        <w:trPr>
-          <w:trHeight w:val="362"/>
-        </w:trPr>
-        <w:tc>
-          <w:tcPr>
-            <w:tcW w:w="10820" w:type="dxa"/>
-            <w:tcMar>
-              <w:left w:w="0" w:type="dxa"/>
-            </w:tcMar>
-          </w:tcPr>
-          <w:p>
-            <w:pPr>
-              <w:pStyle w:val="Heading3"/>
-              <w:spacing w:line="276" w:lineRule="auto"/>
-              <w:rPr>
-                <w:lang w:val="en-GB"/>
-              </w:rPr>
-            </w:pPr>
-            <w:r>
-              <w:rPr>
-                <w:color w:val="5A64C8"/>
-                <w:lang w:val="en-GB"/>
-              </w:rPr>
-              <w:t>CORE COMPETENCIES/TECHNICAL PROFICIENCIES</w:t>
-            </w:r>
-          </w:p>
-        </w:tc>
-      </w:tr>
-    </w:tbl>
+    <w:p>
+      <w:pPr>
+        <w:pStyle w:val="Heading3"/>
+        <w:pBdr>
+          <w:top w:val="single" w:sz="2" w:space="1" w:color="5A64C8"/>
+          <w:bottom w:val="single" w:sz="2" w:space="1" w:color="5A64C8"/>
+        </w:pBdr>
+        <w:spacing w:line="276" w:lineRule="auto"/>
+        <w:rPr>
+          <w:lang w:val="en-GB"/>
+        </w:rPr>
+      </w:pPr>
+      <w:r>
+        <w:rPr>
+          <w:color w:val="5A64C8"/>
+          <w:lang w:val="en-GB"/>
+        </w:rPr>
+        <w:t>CORE COMPETENCIES/TECHNICAL PROFICIENCIES</w:t>
+      </w:r>
+    </w:p>
     <w:p>
       <w:pPr>
         <w:pStyle w:val="Heading4"/>
@@ -430,6 +376,16 @@
         <w:t>Ubuntu</w:t>
       </w:r>
       <w:proofErr w:type="spellEnd"/>
+      <w:r>
+        <w:rPr>
+          <w:b w:val="0"/>
+          <w:spacing w:val="-6"/>
+          <w:sz w:val="18"/>
+          <w:szCs w:val="18"/>
+          <w:lang w:val="en-GB"/>
+        </w:rPr>
+        <w:t>, IIS</w:t>
+      </w:r>
     </w:p>
     <w:p>
       <w:pPr>
@@ -492,6 +448,26 @@
           <w:szCs w:val="18"/>
           <w:lang w:val="en-GB"/>
         </w:rPr>
+        <w:t>Pulumi</w:t>
+      </w:r>
+      <w:proofErr w:type="spellEnd"/>
+      <w:r>
+        <w:rPr>
+          <w:b w:val="0"/>
+          <w:sz w:val="18"/>
+          <w:szCs w:val="18"/>
+          <w:lang w:val="en-GB"/>
+        </w:rPr>
+        <w:t xml:space="preserve">, Argo, </w:t>
+      </w:r>
+      <w:proofErr w:type="spellStart"/>
+      <w:r>
+        <w:rPr>
+          <w:b w:val="0"/>
+          <w:sz w:val="18"/>
+          <w:szCs w:val="18"/>
+          <w:lang w:val="en-GB"/>
+        </w:rPr>
         <w:t>Ansible</w:t>
       </w:r>
       <w:proofErr w:type="spellEnd"/>
@@ -522,7 +498,7 @@
           <w:szCs w:val="18"/>
           <w:lang w:val="en-GB"/>
         </w:rPr>
-        <w:t xml:space="preserve">, Python, Scripting, CI/CD, Octopus Deploy, </w:t>
+        <w:t xml:space="preserve">, Python, CI/CD, Octopus Deploy, </w:t>
       </w:r>
       <w:proofErr w:type="spellStart"/>
       <w:r>
@@ -617,9 +593,8 @@
           <w:szCs w:val="18"/>
           <w:lang w:val="en-GB"/>
         </w:rPr>
-        <w:t>Grafana</w:t>
-      </w:r>
-      <w:proofErr w:type="spellEnd"/>
+        <w:t>Gra</w:t>
+      </w:r>
       <w:r>
         <w:rPr>
           <w:b w:val="0"/>
@@ -627,6 +602,16 @@
           <w:szCs w:val="18"/>
           <w:lang w:val="en-GB"/>
         </w:rPr>
+        <w:t>fana</w:t>
+      </w:r>
+      <w:proofErr w:type="spellEnd"/>
+      <w:r>
+        <w:rPr>
+          <w:b w:val="0"/>
+          <w:sz w:val="18"/>
+          <w:szCs w:val="18"/>
+          <w:lang w:val="en-GB"/>
+        </w:rPr>
         <w:t xml:space="preserve">, </w:t>
       </w:r>
       <w:proofErr w:type="spellStart"/>
@@ -657,6 +642,26 @@
           <w:szCs w:val="18"/>
           <w:lang w:val="en-GB"/>
         </w:rPr>
+        <w:t>Thanos</w:t>
+      </w:r>
+      <w:proofErr w:type="spellEnd"/>
+      <w:r>
+        <w:rPr>
+          <w:b w:val="0"/>
+          <w:sz w:val="18"/>
+          <w:szCs w:val="18"/>
+          <w:lang w:val="en-GB"/>
+        </w:rPr>
+        <w:t xml:space="preserve">, </w:t>
+      </w:r>
+      <w:proofErr w:type="spellStart"/>
+      <w:r>
+        <w:rPr>
+          <w:b w:val="0"/>
+          <w:sz w:val="18"/>
+          <w:szCs w:val="18"/>
+          <w:lang w:val="en-GB"/>
+        </w:rPr>
         <w:t>Datadog</w:t>
       </w:r>
       <w:proofErr w:type="spellEnd"/>
@@ -677,9 +682,27 @@
           <w:szCs w:val="18"/>
           <w:lang w:val="en-GB"/>
         </w:rPr>
-        <w:t>Greylog</w:t>
-      </w:r>
-      <w:proofErr w:type="spellEnd"/>
+        <w:t>Gra</w:t>
+      </w:r>
+      <w:r>
+        <w:rPr>
+          <w:b w:val="0"/>
+          <w:sz w:val="18"/>
+          <w:szCs w:val="18"/>
+          <w:lang w:val="en-GB"/>
+        </w:rPr>
+        <w:t>ylog</w:t>
+      </w:r>
+      <w:proofErr w:type="spellEnd"/>
+      <w:r>
+        <w:rPr>
+          <w:b w:val="0"/>
+          <w:sz w:val="18"/>
+          <w:szCs w:val="18"/>
+          <w:lang w:val="en-GB"/>
+        </w:rPr>
+        <w:t>, Headlamp</w:t>
+      </w:r>
     </w:p>
     <w:p>
       <w:pPr>
@@ -809,8 +832,44 @@
           <w:szCs w:val="18"/>
           <w:lang w:val="en-GB"/>
         </w:rPr>
-        <w:t>C#, .NET, .NET Core, ASP.NET, Multithreading, SQL, XML, Web Services, C++, C, Fortran, SaaS</w:t>
-      </w:r>
+        <w:t xml:space="preserve">C#, .NET, .NET Core, ASP.NET, Multithreading, SQL, XML, </w:t>
+      </w:r>
+      <w:r>
+        <w:rPr>
+          <w:sz w:val="18"/>
+          <w:szCs w:val="18"/>
+          <w:lang w:val="en-GB"/>
+        </w:rPr>
+        <w:t xml:space="preserve">REST API, </w:t>
+      </w:r>
+      <w:proofErr w:type="spellStart"/>
+      <w:r>
+        <w:rPr>
+          <w:sz w:val="18"/>
+          <w:szCs w:val="18"/>
+          <w:lang w:val="en-GB"/>
+        </w:rPr>
+        <w:t>Microservices</w:t>
+      </w:r>
+      <w:proofErr w:type="spellEnd"/>
+      <w:r>
+        <w:rPr>
+          <w:sz w:val="18"/>
+          <w:szCs w:val="18"/>
+          <w:lang w:val="en-GB"/>
+        </w:rPr>
+        <w:t xml:space="preserve">, C++, C, </w:t>
+      </w:r>
+      <w:proofErr w:type="spellStart"/>
+      <w:r>
+        <w:rPr>
+          <w:sz w:val="18"/>
+          <w:szCs w:val="18"/>
+          <w:lang w:val="en-GB"/>
+        </w:rPr>
+        <w:t>SaaS</w:t>
+      </w:r>
+      <w:proofErr w:type="spellEnd"/>
     </w:p>
     <w:p>
       <w:pPr>
@@ -839,6 +898,32 @@
         </w:rPr>
         <w:t xml:space="preserve"> Cisco, CCNA, WAN, MPLS, BGP, VPN, IPSEC, SNMP</w:t>
       </w:r>
+      <w:r>
+        <w:rPr>
+          <w:sz w:val="18"/>
+          <w:szCs w:val="18"/>
+          <w:lang w:val="en-GB"/>
+        </w:rPr>
+        <w:t xml:space="preserve">, </w:t>
+      </w:r>
+      <w:proofErr w:type="spellStart"/>
+      <w:r>
+        <w:rPr>
+          <w:sz w:val="18"/>
+          <w:szCs w:val="18"/>
+          <w:lang w:val="en-GB"/>
+        </w:rPr>
+        <w:t>Entra</w:t>
+      </w:r>
+      <w:proofErr w:type="spellEnd"/>
+      <w:r>
+        <w:rPr>
+          <w:sz w:val="18"/>
+          <w:szCs w:val="18"/>
+          <w:lang w:val="en-GB"/>
+        </w:rPr>
+        <w:t xml:space="preserve"> ID/Azure AD, PKCE, SSO, RBAC</w:t>
+      </w:r>
     </w:p>
     <w:p>
       <w:pPr>
@@ -848,53 +933,26 @@
         </w:rPr>
       </w:pPr>
     </w:p>
-    <w:tbl>
-      <w:tblPr>
-        <w:tblW w:w="10887" w:type="dxa"/>
-        <w:tblBorders>
-          <w:top w:val="single" w:sz="2" w:space="0" w:color="5A64C8"/>
-          <w:bottom w:val="single" w:sz="2" w:space="0" w:color="5A64C8"/>
-        </w:tblBorders>
-        <w:tblLayout w:type="fixed"/>
-        <w:tblCellMar>
-          <w:left w:w="10" w:type="dxa"/>
-          <w:right w:w="10" w:type="dxa"/>
-        </w:tblCellMar>
-        <w:tblLook w:val="0000"/>
-      </w:tblPr>
-      <w:tblGrid>
-        <w:gridCol w:w="10887"/>
-      </w:tblGrid>
-      <w:tr>
-        <w:trPr>
-          <w:trHeight w:val="278"/>
-        </w:trPr>
-        <w:tc>
-          <w:tcPr>
-            <w:tcW w:w="10887" w:type="dxa"/>
-            <w:tcMar>
-              <w:left w:w="0" w:type="dxa"/>
-            </w:tcMar>
-          </w:tcPr>
-          <w:p>
-            <w:pPr>
-              <w:pStyle w:val="Heading3"/>
-              <w:spacing w:line="276" w:lineRule="auto"/>
-              <w:rPr>
-                <w:lang w:val="en-GB"/>
-              </w:rPr>
-            </w:pPr>
-            <w:r>
-              <w:rPr>
-                <w:color w:val="5A64C8"/>
-                <w:lang w:val="en-GB"/>
-              </w:rPr>
-              <w:t>PROFESSIONAL EXPERIENCE</w:t>
-            </w:r>
-          </w:p>
-        </w:tc>
-      </w:tr>
-    </w:tbl>
+    <w:p>
+      <w:pPr>
+        <w:pStyle w:val="Heading3"/>
+        <w:pBdr>
+          <w:top w:val="single" w:sz="2" w:space="1" w:color="5A64C8"/>
+          <w:bottom w:val="single" w:sz="2" w:space="1" w:color="5A64C8"/>
+        </w:pBdr>
+        <w:spacing w:line="276" w:lineRule="auto"/>
+        <w:rPr>
+          <w:lang w:val="en-GB"/>
+        </w:rPr>
+      </w:pPr>
+      <w:r>
+        <w:rPr>
+          <w:color w:val="5A64C8"/>
+          <w:lang w:val="en-GB"/>
+        </w:rPr>
+        <w:t>PROFESSIONAL EXPERIENCE</w:t>
+      </w:r>
+    </w:p>
     <w:p>
       <w:pPr>
         <w:pStyle w:val="Heading4"/>
@@ -917,7 +975,7 @@
           <w:szCs w:val="18"/>
           <w:lang w:val="en-GB"/>
         </w:rPr>
-        <w:t>TravelRepublic</w:t>
+        <w:t>Meddbase</w:t>
       </w:r>
       <w:proofErr w:type="spellEnd"/>
       <w:r>
@@ -927,8 +985,9 @@
           <w:szCs w:val="18"/>
           <w:lang w:val="en-GB"/>
         </w:rPr>
-        <w:t xml:space="preserve">, Part of Emirates Group, </w:t>
-      </w:r>
+        <w:t xml:space="preserve">, Part of </w:t>
+      </w:r>
+      <w:proofErr w:type="spellStart"/>
       <w:r>
         <w:rPr>
           <w:bCs w:val="0"/>
@@ -936,6 +995,25 @@
           <w:szCs w:val="18"/>
           <w:lang w:val="en-GB"/>
         </w:rPr>
+        <w:t>Cority</w:t>
+      </w:r>
+      <w:proofErr w:type="spellEnd"/>
+      <w:r>
+        <w:rPr>
+          <w:bCs w:val="0"/>
+          <w:sz w:val="18"/>
+          <w:szCs w:val="18"/>
+          <w:lang w:val="en-GB"/>
+        </w:rPr>
+        <w:t xml:space="preserve"> Group, </w:t>
+      </w:r>
+      <w:r>
+        <w:rPr>
+          <w:bCs w:val="0"/>
+          <w:sz w:val="18"/>
+          <w:szCs w:val="18"/>
+          <w:lang w:val="en-GB"/>
+        </w:rPr>
         <w:t>Remote</w:t>
       </w:r>
       <w:r>
@@ -946,6 +1024,7 @@
           <w:lang w:val="en-GB"/>
         </w:rPr>
         <w:tab/>
+        <w:t>2026</w:t>
       </w:r>
       <w:r>
         <w:rPr>
@@ -954,7 +1033,7 @@
           <w:szCs w:val="18"/>
           <w:lang w:val="en-GB"/>
         </w:rPr>
-        <w:t>Jan 2013</w:t>
+        <w:t xml:space="preserve"> – 2026</w:t>
       </w:r>
       <w:r>
         <w:rPr>
@@ -963,92 +1042,46 @@
           <w:szCs w:val="18"/>
           <w:lang w:val="en-GB"/>
         </w:rPr>
-        <w:t xml:space="preserve"> – </w:t>
-      </w:r>
-      <w:r>
+        <w:tab/>
+      </w:r>
+    </w:p>
+    <w:p>
+      <w:pPr>
+        <w:pStyle w:val="Heading4"/>
+        <w:tabs>
+          <w:tab w:val="right" w:pos="10800"/>
+        </w:tabs>
+        <w:spacing w:after="120" w:line="276" w:lineRule="auto"/>
         <w:rPr>
           <w:bCs w:val="0"/>
           <w:sz w:val="18"/>
           <w:szCs w:val="18"/>
           <w:lang w:val="en-GB"/>
         </w:rPr>
-        <w:t>Jan 2026</w:t>
-      </w:r>
-    </w:p>
-    <w:p>
-      <w:pPr>
-        <w:spacing w:after="120" w:line="276" w:lineRule="auto"/>
-        <w:rPr>
-          <w:b/>
-          <w:sz w:val="18"/>
-          <w:szCs w:val="18"/>
-          <w:lang w:val="en-GB"/>
-        </w:rPr>
-      </w:pPr>
-      <w:r>
-        <w:rPr>
-          <w:b/>
-          <w:sz w:val="18"/>
-          <w:szCs w:val="18"/>
-          <w:lang w:val="en-GB"/>
-        </w:rPr>
-        <w:t>Senior Developer</w:t>
-      </w:r>
-      <w:r>
-        <w:rPr>
-          <w:b/>
-          <w:sz w:val="18"/>
-          <w:szCs w:val="18"/>
-          <w:lang w:val="en-GB"/>
-        </w:rPr>
-        <w:t xml:space="preserve">, </w:t>
-      </w:r>
-      <w:proofErr w:type="spellStart"/>
-      <w:r>
-        <w:rPr>
-          <w:b/>
-          <w:sz w:val="18"/>
-          <w:szCs w:val="18"/>
-          <w:lang w:val="en-GB"/>
-        </w:rPr>
-        <w:t>DevOps</w:t>
-      </w:r>
-      <w:proofErr w:type="spellEnd"/>
-      <w:r>
-        <w:rPr>
-          <w:b/>
-          <w:sz w:val="18"/>
-          <w:szCs w:val="18"/>
-          <w:lang w:val="en-GB"/>
-        </w:rPr>
-        <w:t xml:space="preserve"> Platform Engineering</w:t>
-      </w:r>
-      <w:r>
-        <w:rPr>
-          <w:b/>
-          <w:sz w:val="18"/>
-          <w:szCs w:val="18"/>
-          <w:lang w:val="en-GB"/>
-        </w:rPr>
-        <w:t xml:space="preserve"> </w:t>
-      </w:r>
-      <w:r>
-        <w:rPr>
-          <w:b/>
-          <w:sz w:val="18"/>
-          <w:szCs w:val="18"/>
-          <w:lang w:val="en-GB"/>
-        </w:rPr>
-        <w:t>Lead</w:t>
-      </w:r>
-      <w:r>
-        <w:rPr>
-          <w:b/>
-          <w:sz w:val="18"/>
-          <w:szCs w:val="18"/>
-          <w:lang w:val="en-GB"/>
-        </w:rPr>
-        <w:t xml:space="preserve"> (Aug 2019 – Jan 2026)</w:t>
+      </w:pPr>
+      <w:r>
+        <w:rPr>
+          <w:sz w:val="18"/>
+          <w:szCs w:val="18"/>
+          <w:lang w:val="en-GB"/>
+        </w:rPr>
+        <w:t>S</w:t>
+      </w:r>
+      <w:r>
+        <w:rPr>
+          <w:sz w:val="18"/>
+          <w:szCs w:val="18"/>
+          <w:lang w:val="en-GB"/>
+        </w:rPr>
+        <w:t>enio</w:t>
+      </w:r>
+      <w:r>
+        <w:rPr>
+          <w:sz w:val="18"/>
+          <w:szCs w:val="18"/>
+          <w:lang w:val="en-GB"/>
+        </w:rPr>
+        <w:t>r Platform Engineer</w:t>
       </w:r>
     </w:p>
     <w:p>
@@ -1056,36 +1089,50 @@
         <w:spacing w:before="120" w:after="120" w:line="276" w:lineRule="auto"/>
         <w:jc w:val="both"/>
         <w:rPr>
-          <w:sz w:val="18"/>
-          <w:szCs w:val="18"/>
-          <w:lang w:val="en-GB"/>
-        </w:rPr>
-      </w:pPr>
-      <w:r>
-        <w:rPr>
-          <w:spacing w:val="-2"/>
-          <w:sz w:val="18"/>
-          <w:szCs w:val="18"/>
-        </w:rPr>
-        <w:t xml:space="preserve">Lead strategic direction across platform engineering landscape, guiding technical decision-making, </w:t>
-      </w:r>
-      <w:proofErr w:type="spellStart"/>
-      <w:r>
-        <w:rPr>
-          <w:spacing w:val="-2"/>
-          <w:sz w:val="18"/>
-          <w:szCs w:val="18"/>
-        </w:rPr>
-        <w:t>modernisation</w:t>
-      </w:r>
-      <w:proofErr w:type="spellEnd"/>
-      <w:r>
-        <w:rPr>
-          <w:spacing w:val="-2"/>
-          <w:sz w:val="18"/>
-          <w:szCs w:val="18"/>
-        </w:rPr>
-        <w:t xml:space="preserve"> initiatives, and engineering alignment across multi-cloud environments. Manage </w:t>
+          <w:spacing w:val="-2"/>
+          <w:sz w:val="18"/>
+          <w:szCs w:val="18"/>
+        </w:rPr>
+      </w:pPr>
+      <w:r>
+        <w:rPr>
+          <w:spacing w:val="-2"/>
+          <w:sz w:val="18"/>
+          <w:szCs w:val="18"/>
+        </w:rPr>
+        <w:t xml:space="preserve">Brought modern cloud-native platform practices to a legacy IIS-based codebase, </w:t>
+      </w:r>
+      <w:r>
+        <w:rPr>
+          <w:spacing w:val="-2"/>
+          <w:sz w:val="18"/>
+          <w:szCs w:val="18"/>
+        </w:rPr>
+        <w:t>migrati</w:t>
+      </w:r>
+      <w:r>
+        <w:rPr>
+          <w:spacing w:val="-2"/>
+          <w:sz w:val="18"/>
+          <w:szCs w:val="18"/>
+        </w:rPr>
+        <w:t>n</w:t>
+      </w:r>
+      <w:r>
+        <w:rPr>
+          <w:spacing w:val="-2"/>
+          <w:sz w:val="18"/>
+          <w:szCs w:val="18"/>
+        </w:rPr>
+        <w:t>g services</w:t>
+      </w:r>
+      <w:r>
+        <w:rPr>
+          <w:spacing w:val="-2"/>
+          <w:sz w:val="18"/>
+          <w:szCs w:val="18"/>
+        </w:rPr>
+        <w:t xml:space="preserve"> to </w:t>
       </w:r>
       <w:proofErr w:type="spellStart"/>
       <w:r>
@@ -1103,7 +1150,55 @@
           <w:sz w:val="18"/>
           <w:szCs w:val="18"/>
         </w:rPr>
-        <w:t xml:space="preserve"> platforms across six self-managed clusters, ensuring automated provisioning, resilience patterns, and consistent operational integrity through advanced </w:t>
+        <w:t xml:space="preserve"> and </w:t>
+      </w:r>
+      <w:r>
+        <w:rPr>
+          <w:spacing w:val="-2"/>
+          <w:sz w:val="18"/>
+          <w:szCs w:val="18"/>
+        </w:rPr>
+        <w:t>hardening</w:t>
+      </w:r>
+      <w:r>
+        <w:rPr>
+          <w:spacing w:val="-2"/>
+          <w:sz w:val="18"/>
+          <w:szCs w:val="18"/>
+        </w:rPr>
+        <w:t xml:space="preserve"> </w:t>
+      </w:r>
+      <w:r>
+        <w:rPr>
+          <w:spacing w:val="-2"/>
+          <w:sz w:val="18"/>
+          <w:szCs w:val="18"/>
+        </w:rPr>
+        <w:t xml:space="preserve">authentication, </w:t>
+      </w:r>
+      <w:r>
+        <w:rPr>
+          <w:spacing w:val="-2"/>
+          <w:sz w:val="18"/>
+          <w:szCs w:val="18"/>
+        </w:rPr>
+        <w:t>security</w:t>
+      </w:r>
+      <w:r>
+        <w:rPr>
+          <w:spacing w:val="-2"/>
+          <w:sz w:val="18"/>
+          <w:szCs w:val="18"/>
+        </w:rPr>
+        <w:t>,</w:t>
+      </w:r>
+      <w:r>
+        <w:rPr>
+          <w:spacing w:val="-2"/>
+          <w:sz w:val="18"/>
+          <w:szCs w:val="18"/>
+        </w:rPr>
+        <w:t xml:space="preserve"> and </w:t>
       </w:r>
       <w:proofErr w:type="spellStart"/>
       <w:r>
@@ -1121,79 +1216,7 @@
           <w:sz w:val="18"/>
           <w:szCs w:val="18"/>
         </w:rPr>
-        <w:t xml:space="preserve"> tooling. Direct release governance by defining branching strategy, communication channels, and pipeline automation while </w:t>
-      </w:r>
-      <w:proofErr w:type="gramStart"/>
-      <w:r>
-        <w:rPr>
-          <w:spacing w:val="-2"/>
-          <w:sz w:val="18"/>
-          <w:szCs w:val="18"/>
-        </w:rPr>
-        <w:t>stewarding</w:t>
-      </w:r>
-      <w:proofErr w:type="gramEnd"/>
-      <w:r>
-        <w:rPr>
-          <w:spacing w:val="-2"/>
-          <w:sz w:val="18"/>
-          <w:szCs w:val="18"/>
-        </w:rPr>
-        <w:t xml:space="preserve"> broader deployment estate through </w:t>
-      </w:r>
-      <w:proofErr w:type="spellStart"/>
-      <w:r>
-        <w:rPr>
-          <w:spacing w:val="-2"/>
-          <w:sz w:val="18"/>
-          <w:szCs w:val="18"/>
-        </w:rPr>
-        <w:t>TeamCity</w:t>
-      </w:r>
-      <w:proofErr w:type="spellEnd"/>
-      <w:r>
-        <w:rPr>
-          <w:spacing w:val="-2"/>
-          <w:sz w:val="18"/>
-          <w:szCs w:val="18"/>
-        </w:rPr>
-        <w:t xml:space="preserve">, </w:t>
-      </w:r>
-      <w:proofErr w:type="spellStart"/>
-      <w:r>
-        <w:rPr>
-          <w:spacing w:val="-2"/>
-          <w:sz w:val="18"/>
-          <w:szCs w:val="18"/>
-        </w:rPr>
-        <w:t>GoCD</w:t>
-      </w:r>
-      <w:proofErr w:type="spellEnd"/>
-      <w:r>
-        <w:rPr>
-          <w:spacing w:val="-2"/>
-          <w:sz w:val="18"/>
-          <w:szCs w:val="18"/>
-        </w:rPr>
-        <w:t xml:space="preserve">, and Octopus systems. Strengthen architecture foundations through systematic refactoring, unit-test enablement, and code-base </w:t>
-      </w:r>
-      <w:proofErr w:type="spellStart"/>
-      <w:r>
-        <w:rPr>
-          <w:spacing w:val="-2"/>
-          <w:sz w:val="18"/>
-          <w:szCs w:val="18"/>
-        </w:rPr>
-        <w:t>modernisation</w:t>
-      </w:r>
-      <w:proofErr w:type="spellEnd"/>
-      <w:r>
-        <w:rPr>
-          <w:spacing w:val="-2"/>
-          <w:sz w:val="18"/>
-          <w:szCs w:val="18"/>
-        </w:rPr>
-        <w:t>, including significant migration of legacy components into C#.</w:t>
+        <w:t>.</w:t>
       </w:r>
     </w:p>
     <w:p>
@@ -1229,74 +1252,170 @@
         <w:spacing w:before="120" w:line="276" w:lineRule="auto"/>
         <w:jc w:val="both"/>
         <w:rPr>
-          <w:sz w:val="18"/>
-          <w:szCs w:val="18"/>
-          <w:lang w:val="en-GB"/>
-        </w:rPr>
-      </w:pPr>
-      <w:r>
-        <w:rPr>
-          <w:sz w:val="18"/>
-          <w:szCs w:val="18"/>
-          <w:lang w:val="en-GB"/>
-        </w:rPr>
-        <w:t>Championed</w:t>
-      </w:r>
-      <w:r>
-        <w:rPr>
-          <w:sz w:val="18"/>
-          <w:szCs w:val="18"/>
-          <w:lang w:val="en-GB"/>
-        </w:rPr>
-        <w:t xml:space="preserve"> early adoption of </w:t>
-      </w:r>
-      <w:proofErr w:type="spellStart"/>
-      <w:r>
-        <w:rPr>
-          <w:sz w:val="18"/>
-          <w:szCs w:val="18"/>
-          <w:lang w:val="en-GB"/>
-        </w:rPr>
-        <w:t>AgenticAI</w:t>
-      </w:r>
-      <w:proofErr w:type="spellEnd"/>
-      <w:r>
-        <w:rPr>
-          <w:sz w:val="18"/>
-          <w:szCs w:val="18"/>
-          <w:lang w:val="en-GB"/>
-        </w:rPr>
-        <w:t xml:space="preserve"> Coding by producing practical introductory material and offering hands-on guidance</w:t>
-      </w:r>
-      <w:r>
-        <w:rPr>
-          <w:sz w:val="18"/>
-          <w:szCs w:val="18"/>
-          <w:lang w:val="en-GB"/>
-        </w:rPr>
-        <w:t xml:space="preserve">, </w:t>
-      </w:r>
-      <w:r>
-        <w:rPr>
-          <w:sz w:val="18"/>
-          <w:szCs w:val="18"/>
-          <w:lang w:val="en-GB"/>
-        </w:rPr>
-        <w:t>demonstrating to</w:t>
-      </w:r>
-      <w:r>
-        <w:rPr>
-          <w:sz w:val="18"/>
-          <w:szCs w:val="18"/>
-          <w:lang w:val="en-GB"/>
-        </w:rPr>
-        <w:t xml:space="preserve"> colleagues and managers the time savings and quality improvements possible</w:t>
-      </w:r>
-      <w:r>
-        <w:rPr>
-          <w:sz w:val="18"/>
-          <w:szCs w:val="18"/>
-          <w:lang w:val="en-GB"/>
+          <w:spacing w:val="-2"/>
+          <w:sz w:val="18"/>
+          <w:szCs w:val="18"/>
+        </w:rPr>
+      </w:pPr>
+      <w:r>
+        <w:rPr>
+          <w:spacing w:val="-2"/>
+          <w:sz w:val="18"/>
+          <w:szCs w:val="18"/>
+        </w:rPr>
+        <w:t xml:space="preserve">Introduced </w:t>
+      </w:r>
+      <w:r>
+        <w:rPr>
+          <w:spacing w:val="-2"/>
+          <w:sz w:val="18"/>
+          <w:szCs w:val="18"/>
+        </w:rPr>
+        <w:t xml:space="preserve">a platform </w:t>
+      </w:r>
+      <w:r>
+        <w:rPr>
+          <w:spacing w:val="-2"/>
+          <w:sz w:val="18"/>
+          <w:szCs w:val="18"/>
+        </w:rPr>
+        <w:t>migrating l</w:t>
+      </w:r>
+      <w:r>
+        <w:rPr>
+          <w:spacing w:val="-2"/>
+          <w:sz w:val="18"/>
+          <w:szCs w:val="18"/>
+        </w:rPr>
+        <w:t>egacy IIS-based services to AK</w:t>
+      </w:r>
+      <w:r>
+        <w:rPr>
+          <w:spacing w:val="-2"/>
+          <w:sz w:val="18"/>
+          <w:szCs w:val="18"/>
+        </w:rPr>
+        <w:t>S</w:t>
+      </w:r>
+      <w:r>
+        <w:rPr>
+          <w:spacing w:val="-2"/>
+          <w:sz w:val="18"/>
+          <w:szCs w:val="18"/>
+        </w:rPr>
+        <w:t xml:space="preserve"> deploy</w:t>
+      </w:r>
+      <w:r>
+        <w:rPr>
+          <w:spacing w:val="-2"/>
+          <w:sz w:val="18"/>
+          <w:szCs w:val="18"/>
+        </w:rPr>
+        <w:t>ment</w:t>
+      </w:r>
+      <w:r>
+        <w:rPr>
+          <w:spacing w:val="-2"/>
+          <w:sz w:val="18"/>
+          <w:szCs w:val="18"/>
+        </w:rPr>
+        <w:t xml:space="preserve"> using </w:t>
+      </w:r>
+      <w:proofErr w:type="spellStart"/>
+      <w:r>
+        <w:rPr>
+          <w:spacing w:val="-2"/>
+          <w:sz w:val="18"/>
+          <w:szCs w:val="18"/>
+        </w:rPr>
+        <w:t>Kube</w:t>
+      </w:r>
+      <w:r>
+        <w:rPr>
+          <w:spacing w:val="-2"/>
+          <w:sz w:val="18"/>
+          <w:szCs w:val="18"/>
+        </w:rPr>
+        <w:t>V</w:t>
+      </w:r>
+      <w:r>
+        <w:rPr>
+          <w:spacing w:val="-2"/>
+          <w:sz w:val="18"/>
+          <w:szCs w:val="18"/>
+        </w:rPr>
+        <w:t>ela</w:t>
+      </w:r>
+      <w:proofErr w:type="spellEnd"/>
+      <w:r>
+        <w:rPr>
+          <w:spacing w:val="-2"/>
+          <w:sz w:val="18"/>
+          <w:szCs w:val="18"/>
+        </w:rPr>
+        <w:t>, executed</w:t>
+      </w:r>
+      <w:r>
+        <w:rPr>
+          <w:spacing w:val="-2"/>
+          <w:sz w:val="18"/>
+          <w:szCs w:val="18"/>
+        </w:rPr>
+        <w:t xml:space="preserve"> </w:t>
+      </w:r>
+      <w:r>
+        <w:rPr>
+          <w:spacing w:val="-2"/>
+          <w:sz w:val="18"/>
+          <w:szCs w:val="18"/>
+        </w:rPr>
+        <w:t xml:space="preserve">directly </w:t>
+      </w:r>
+      <w:r>
+        <w:rPr>
+          <w:spacing w:val="-2"/>
+          <w:sz w:val="18"/>
+          <w:szCs w:val="18"/>
+        </w:rPr>
+        <w:t>from</w:t>
+      </w:r>
+      <w:r>
+        <w:rPr>
+          <w:spacing w:val="-2"/>
+          <w:sz w:val="18"/>
+          <w:szCs w:val="18"/>
+        </w:rPr>
+        <w:t xml:space="preserve"> within </w:t>
+      </w:r>
+      <w:r>
+        <w:rPr>
+          <w:spacing w:val="-2"/>
+          <w:sz w:val="18"/>
+          <w:szCs w:val="18"/>
+        </w:rPr>
+        <w:t xml:space="preserve">the </w:t>
+      </w:r>
+      <w:r>
+        <w:rPr>
+          <w:spacing w:val="-2"/>
+          <w:sz w:val="18"/>
+          <w:szCs w:val="18"/>
+        </w:rPr>
+        <w:t>existing monolith repo</w:t>
+      </w:r>
+      <w:r>
+        <w:rPr>
+          <w:spacing w:val="-2"/>
+          <w:sz w:val="18"/>
+          <w:szCs w:val="18"/>
+        </w:rPr>
+        <w:t>sitory</w:t>
+      </w:r>
+      <w:r>
+        <w:rPr>
+          <w:spacing w:val="-2"/>
+          <w:sz w:val="18"/>
+          <w:szCs w:val="18"/>
         </w:rPr>
         <w:t>.</w:t>
       </w:r>
@@ -1311,9 +1430,9 @@
         <w:spacing w:before="20" w:line="276" w:lineRule="auto"/>
         <w:jc w:val="both"/>
         <w:rPr>
-          <w:sz w:val="18"/>
-          <w:szCs w:val="18"/>
-          <w:lang w:val="en-GB"/>
+          <w:spacing w:val="-2"/>
+          <w:sz w:val="18"/>
+          <w:szCs w:val="18"/>
         </w:rPr>
       </w:pPr>
       <w:r>
@@ -1323,8 +1442,9 @@
           <w:szCs w:val="18"/>
           <w:lang w:val="en-GB"/>
         </w:rPr>
-        <w:t>Reduced operational complexity through consolidation of legacy deployme</w:t>
-      </w:r>
+        <w:t xml:space="preserve">Implemented </w:t>
+      </w:r>
+      <w:proofErr w:type="spellStart"/>
       <w:r>
         <w:rPr>
           <w:spacing w:val="-4"/>
@@ -1332,7 +1452,7 @@
           <w:szCs w:val="18"/>
           <w:lang w:val="en-GB"/>
         </w:rPr>
-        <w:t xml:space="preserve">nt tooling into a more coherent &amp; </w:t>
+        <w:t>o</w:t>
       </w:r>
       <w:r>
         <w:rPr>
@@ -1341,8 +1461,9 @@
           <w:szCs w:val="18"/>
           <w:lang w:val="en-GB"/>
         </w:rPr>
-        <w:t>maintainable platform</w:t>
-      </w:r>
+        <w:t>bservability</w:t>
+      </w:r>
+      <w:proofErr w:type="spellEnd"/>
       <w:r>
         <w:rPr>
           <w:spacing w:val="-4"/>
@@ -1350,15 +1471,65 @@
           <w:szCs w:val="18"/>
           <w:lang w:val="en-GB"/>
         </w:rPr>
-        <w:t>,</w:t>
-      </w:r>
-      <w:r>
-        <w:rPr>
-          <w:sz w:val="18"/>
-          <w:szCs w:val="18"/>
-          <w:lang w:val="en-GB"/>
-        </w:rPr>
-        <w:t xml:space="preserve"> gaining modern features and reducing contact points required by developers.</w:t>
+        <w:t xml:space="preserve"> wi</w:t>
+      </w:r>
+      <w:r>
+        <w:rPr>
+          <w:spacing w:val="-4"/>
+          <w:sz w:val="18"/>
+          <w:szCs w:val="18"/>
+          <w:lang w:val="en-GB"/>
+        </w:rPr>
+        <w:t xml:space="preserve">th CNCF Headlamp and Prometheus, </w:t>
+      </w:r>
+      <w:proofErr w:type="spellStart"/>
+      <w:r>
+        <w:rPr>
+          <w:spacing w:val="-4"/>
+          <w:sz w:val="18"/>
+          <w:szCs w:val="18"/>
+          <w:lang w:val="en-GB"/>
+        </w:rPr>
+        <w:t>Thanos</w:t>
+      </w:r>
+      <w:proofErr w:type="spellEnd"/>
+      <w:r>
+        <w:rPr>
+          <w:spacing w:val="-4"/>
+          <w:sz w:val="18"/>
+          <w:szCs w:val="18"/>
+          <w:lang w:val="en-GB"/>
+        </w:rPr>
+        <w:t xml:space="preserve">, and </w:t>
+      </w:r>
+      <w:proofErr w:type="spellStart"/>
+      <w:r>
+        <w:rPr>
+          <w:spacing w:val="-4"/>
+          <w:sz w:val="18"/>
+          <w:szCs w:val="18"/>
+          <w:lang w:val="en-GB"/>
+        </w:rPr>
+        <w:t>Grafana</w:t>
+      </w:r>
+      <w:proofErr w:type="spellEnd"/>
+      <w:r>
+        <w:rPr>
+          <w:spacing w:val="-4"/>
+          <w:sz w:val="18"/>
+          <w:szCs w:val="18"/>
+          <w:lang w:val="en-GB"/>
+        </w:rPr>
+        <w:t>; a</w:t>
+      </w:r>
+      <w:r>
+        <w:rPr>
+          <w:spacing w:val="-4"/>
+          <w:sz w:val="18"/>
+          <w:szCs w:val="18"/>
+          <w:lang w:val="en-GB"/>
+        </w:rPr>
+        <w:t>pplied using Argo.</w:t>
       </w:r>
     </w:p>
     <w:p>
@@ -1371,92 +1542,64 @@
         <w:spacing w:before="20" w:line="276" w:lineRule="auto"/>
         <w:jc w:val="both"/>
         <w:rPr>
-          <w:sz w:val="18"/>
-          <w:szCs w:val="18"/>
-          <w:lang w:val="en-GB"/>
-        </w:rPr>
-      </w:pPr>
-      <w:r>
-        <w:rPr>
-          <w:sz w:val="18"/>
-          <w:szCs w:val="18"/>
-          <w:lang w:val="en-GB"/>
-        </w:rPr>
-        <w:t>Elevated software quality by restructuring critical components to support unit testing and by migrati</w:t>
-      </w:r>
-      <w:r>
-        <w:rPr>
-          <w:sz w:val="18"/>
-          <w:szCs w:val="18"/>
-          <w:lang w:val="en-GB"/>
-        </w:rPr>
-        <w:t>ng</w:t>
-      </w:r>
-      <w:r>
-        <w:rPr>
-          <w:sz w:val="18"/>
-          <w:szCs w:val="18"/>
-          <w:lang w:val="en-GB"/>
-        </w:rPr>
-        <w:t xml:space="preserve"> over 25</w:t>
-      </w:r>
-      <w:r>
-        <w:rPr>
-          <w:sz w:val="18"/>
-          <w:szCs w:val="18"/>
-          <w:lang w:val="en-GB"/>
-        </w:rPr>
-        <w:t>0,000 lines of code</w:t>
-      </w:r>
-      <w:r>
-        <w:rPr>
-          <w:sz w:val="18"/>
-          <w:szCs w:val="18"/>
-          <w:lang w:val="en-GB"/>
-        </w:rPr>
-        <w:t xml:space="preserve"> from VB.NET to C#</w:t>
-      </w:r>
-      <w:r>
-        <w:rPr>
-          <w:sz w:val="18"/>
-          <w:szCs w:val="18"/>
-          <w:lang w:val="en-GB"/>
-        </w:rPr>
-        <w:t xml:space="preserve">, reducing dependency on legacy </w:t>
-      </w:r>
-      <w:proofErr w:type="spellStart"/>
-      <w:r>
-        <w:rPr>
-          <w:sz w:val="18"/>
-          <w:szCs w:val="18"/>
-          <w:lang w:val="en-GB"/>
-        </w:rPr>
-        <w:t>skillsets</w:t>
-      </w:r>
-      <w:proofErr w:type="spellEnd"/>
-      <w:r>
-        <w:rPr>
-          <w:sz w:val="18"/>
-          <w:szCs w:val="18"/>
-          <w:lang w:val="en-GB"/>
-        </w:rPr>
-        <w:t xml:space="preserve"> and </w:t>
-      </w:r>
-      <w:r>
-        <w:rPr>
-          <w:sz w:val="18"/>
-          <w:szCs w:val="18"/>
-          <w:lang w:val="en-GB"/>
-        </w:rPr>
-        <w:t>increasing maintainability</w:t>
-      </w:r>
-      <w:r>
-        <w:rPr>
-          <w:sz w:val="18"/>
-          <w:szCs w:val="18"/>
-          <w:lang w:val="en-GB"/>
-        </w:rPr>
-        <w:t>.</w:t>
+          <w:spacing w:val="-2"/>
+          <w:sz w:val="18"/>
+          <w:szCs w:val="18"/>
+        </w:rPr>
+      </w:pPr>
+      <w:r>
+        <w:rPr>
+          <w:spacing w:val="-4"/>
+          <w:sz w:val="18"/>
+          <w:szCs w:val="18"/>
+          <w:lang w:val="en-GB"/>
+        </w:rPr>
+        <w:t xml:space="preserve">Enhanced </w:t>
+      </w:r>
+      <w:r>
+        <w:rPr>
+          <w:spacing w:val="-4"/>
+          <w:sz w:val="18"/>
+          <w:szCs w:val="18"/>
+          <w:lang w:val="en-GB"/>
+        </w:rPr>
+        <w:t xml:space="preserve">cluster </w:t>
+      </w:r>
+      <w:r>
+        <w:rPr>
+          <w:spacing w:val="-4"/>
+          <w:sz w:val="18"/>
+          <w:szCs w:val="18"/>
+          <w:lang w:val="en-GB"/>
+        </w:rPr>
+        <w:t>stability by tuning</w:t>
+      </w:r>
+      <w:r>
+        <w:rPr>
+          <w:spacing w:val="-4"/>
+          <w:sz w:val="18"/>
+          <w:szCs w:val="18"/>
+          <w:lang w:val="en-GB"/>
+        </w:rPr>
+        <w:t xml:space="preserve"> CPU and Memory resource spec</w:t>
+      </w:r>
+      <w:r>
+        <w:rPr>
+          <w:spacing w:val="-4"/>
+          <w:sz w:val="18"/>
+          <w:szCs w:val="18"/>
+          <w:lang w:val="en-GB"/>
+        </w:rPr>
+        <w:t>ification</w:t>
+      </w:r>
+      <w:r>
+        <w:rPr>
+          <w:spacing w:val="-4"/>
+          <w:sz w:val="18"/>
+          <w:szCs w:val="18"/>
+          <w:lang w:val="en-GB"/>
+        </w:rPr>
+        <w:t>s.</w:t>
       </w:r>
     </w:p>
     <w:p>
@@ -1469,196 +1612,525 @@
         <w:spacing w:before="20" w:line="276" w:lineRule="auto"/>
         <w:jc w:val="both"/>
         <w:rPr>
-          <w:sz w:val="18"/>
-          <w:szCs w:val="18"/>
-          <w:lang w:val="en-GB"/>
-        </w:rPr>
-      </w:pPr>
-      <w:r>
-        <w:rPr>
-          <w:spacing w:val="2"/>
-          <w:sz w:val="18"/>
-          <w:szCs w:val="18"/>
-          <w:lang w:val="en-GB"/>
-        </w:rPr>
-        <w:t xml:space="preserve">Established a unified </w:t>
-      </w:r>
-      <w:r>
-        <w:rPr>
-          <w:spacing w:val="2"/>
-          <w:sz w:val="18"/>
-          <w:szCs w:val="18"/>
-          <w:lang w:val="en-GB"/>
-        </w:rPr>
-        <w:t xml:space="preserve">standard </w:t>
-      </w:r>
-      <w:r>
-        <w:rPr>
-          <w:spacing w:val="2"/>
-          <w:sz w:val="18"/>
-          <w:szCs w:val="18"/>
-          <w:lang w:val="en-GB"/>
-        </w:rPr>
-        <w:t xml:space="preserve">pipeline </w:t>
-      </w:r>
-      <w:r>
-        <w:rPr>
-          <w:spacing w:val="2"/>
-          <w:sz w:val="18"/>
-          <w:szCs w:val="18"/>
-          <w:lang w:val="en-GB"/>
-        </w:rPr>
-        <w:t>improv</w:t>
-      </w:r>
-      <w:r>
-        <w:rPr>
-          <w:spacing w:val="2"/>
-          <w:sz w:val="18"/>
-          <w:szCs w:val="18"/>
-          <w:lang w:val="en-GB"/>
-        </w:rPr>
-        <w:t>ing</w:t>
-      </w:r>
-      <w:r>
-        <w:rPr>
-          <w:spacing w:val="2"/>
-          <w:sz w:val="18"/>
-          <w:szCs w:val="18"/>
-          <w:lang w:val="en-GB"/>
+          <w:spacing w:val="-2"/>
+          <w:sz w:val="18"/>
+          <w:szCs w:val="18"/>
+        </w:rPr>
+      </w:pPr>
+      <w:r>
+        <w:rPr>
+          <w:spacing w:val="-4"/>
+          <w:sz w:val="18"/>
+          <w:szCs w:val="18"/>
+          <w:lang w:val="en-GB"/>
+        </w:rPr>
+        <w:t xml:space="preserve">Upgraded </w:t>
+      </w:r>
+      <w:r>
+        <w:rPr>
+          <w:spacing w:val="-4"/>
+          <w:sz w:val="18"/>
+          <w:szCs w:val="18"/>
+          <w:lang w:val="en-GB"/>
+        </w:rPr>
+        <w:t xml:space="preserve">authentication </w:t>
+      </w:r>
+      <w:r>
+        <w:rPr>
+          <w:spacing w:val="-4"/>
+          <w:sz w:val="18"/>
+          <w:szCs w:val="18"/>
+          <w:lang w:val="en-GB"/>
+        </w:rPr>
+        <w:t>from</w:t>
+      </w:r>
+      <w:r>
+        <w:rPr>
+          <w:spacing w:val="-2"/>
+          <w:sz w:val="18"/>
+          <w:szCs w:val="18"/>
+        </w:rPr>
+        <w:t xml:space="preserve"> certificate-</w:t>
+      </w:r>
+      <w:r>
+        <w:rPr>
+          <w:spacing w:val="-2"/>
+          <w:sz w:val="18"/>
+          <w:szCs w:val="18"/>
+        </w:rPr>
+        <w:t>based to PKCE/SSO</w:t>
+      </w:r>
+      <w:r>
+        <w:rPr>
+          <w:spacing w:val="-2"/>
+          <w:sz w:val="18"/>
+          <w:szCs w:val="18"/>
+        </w:rPr>
+        <w:t xml:space="preserve"> using </w:t>
+      </w:r>
+      <w:proofErr w:type="spellStart"/>
+      <w:r>
+        <w:rPr>
+          <w:spacing w:val="-2"/>
+          <w:sz w:val="18"/>
+          <w:szCs w:val="18"/>
+        </w:rPr>
+        <w:t>Pulumi</w:t>
+      </w:r>
+      <w:proofErr w:type="spellEnd"/>
+      <w:r>
+        <w:rPr>
+          <w:spacing w:val="-2"/>
+          <w:sz w:val="18"/>
+          <w:szCs w:val="18"/>
+        </w:rPr>
+        <w:t>, enabling</w:t>
+      </w:r>
+      <w:r>
+        <w:rPr>
+          <w:spacing w:val="-2"/>
+          <w:sz w:val="18"/>
+          <w:szCs w:val="18"/>
         </w:rPr>
         <w:t xml:space="preserve"> </w:t>
       </w:r>
       <w:proofErr w:type="spellStart"/>
       <w:r>
         <w:rPr>
-          <w:spacing w:val="2"/>
-          <w:sz w:val="18"/>
-          <w:szCs w:val="18"/>
-          <w:lang w:val="en-GB"/>
-        </w:rPr>
-        <w:t>Dev</w:t>
-      </w:r>
-      <w:r>
-        <w:rPr>
-          <w:spacing w:val="2"/>
-          <w:sz w:val="18"/>
-          <w:szCs w:val="18"/>
-          <w:lang w:val="en-GB"/>
-        </w:rPr>
-        <w:t>Ops</w:t>
-      </w:r>
-      <w:proofErr w:type="spellEnd"/>
-      <w:r>
-        <w:rPr>
-          <w:spacing w:val="2"/>
-          <w:sz w:val="18"/>
-          <w:szCs w:val="18"/>
-          <w:lang w:val="en-GB"/>
-        </w:rPr>
-        <w:t xml:space="preserve"> consistency across Linux &amp;</w:t>
-      </w:r>
-      <w:r>
-        <w:rPr>
-          <w:spacing w:val="2"/>
-          <w:sz w:val="18"/>
-          <w:szCs w:val="18"/>
-          <w:lang w:val="en-GB"/>
-        </w:rPr>
-        <w:t xml:space="preserve"> Windows build</w:t>
-      </w:r>
-      <w:r>
-        <w:rPr>
-          <w:spacing w:val="2"/>
-          <w:sz w:val="18"/>
-          <w:szCs w:val="18"/>
-          <w:lang w:val="en-GB"/>
-        </w:rPr>
-        <w:t>, deploy &amp; monitoring</w:t>
-      </w:r>
-      <w:r>
-        <w:rPr>
-          <w:spacing w:val="2"/>
-          <w:sz w:val="18"/>
-          <w:szCs w:val="18"/>
-          <w:lang w:val="en-GB"/>
-        </w:rPr>
-        <w:t xml:space="preserve"> processes</w:t>
-      </w:r>
-      <w:r>
-        <w:rPr>
-          <w:sz w:val="18"/>
-          <w:szCs w:val="18"/>
-          <w:lang w:val="en-GB"/>
-        </w:rPr>
-        <w:t>, allowing over 100 wo</w:t>
-      </w:r>
-      <w:r>
-        <w:rPr>
-          <w:sz w:val="18"/>
-          <w:szCs w:val="18"/>
-          <w:lang w:val="en-GB"/>
-        </w:rPr>
-        <w:t xml:space="preserve">rkloads to go from first local code to </w:t>
-      </w:r>
-      <w:r>
-        <w:rPr>
-          <w:sz w:val="18"/>
-          <w:szCs w:val="18"/>
-          <w:lang w:val="en-GB"/>
-        </w:rPr>
-        <w:t xml:space="preserve">AKS/GKE </w:t>
-      </w:r>
-      <w:proofErr w:type="spellStart"/>
-      <w:r>
-        <w:rPr>
-          <w:sz w:val="18"/>
-          <w:szCs w:val="18"/>
-          <w:lang w:val="en-GB"/>
-        </w:rPr>
-        <w:t>multicloud</w:t>
-      </w:r>
-      <w:proofErr w:type="spellEnd"/>
-      <w:r>
-        <w:rPr>
-          <w:sz w:val="18"/>
-          <w:szCs w:val="18"/>
-          <w:lang w:val="en-GB"/>
+          <w:spacing w:val="-2"/>
+          <w:sz w:val="18"/>
+          <w:szCs w:val="18"/>
+        </w:rPr>
+        <w:t>En</w:t>
+      </w:r>
+      <w:r>
+        <w:rPr>
+          <w:spacing w:val="-2"/>
+          <w:sz w:val="18"/>
+          <w:szCs w:val="18"/>
+        </w:rPr>
+        <w:t>tra</w:t>
+      </w:r>
+      <w:proofErr w:type="spellEnd"/>
+      <w:r>
+        <w:rPr>
+          <w:spacing w:val="-2"/>
+          <w:sz w:val="18"/>
+          <w:szCs w:val="18"/>
         </w:rPr>
         <w:t xml:space="preserve"> </w:t>
       </w:r>
-      <w:proofErr w:type="spellStart"/>
-      <w:r>
-        <w:rPr>
-          <w:sz w:val="18"/>
-          <w:szCs w:val="18"/>
-          <w:lang w:val="en-GB"/>
+      <w:r>
+        <w:rPr>
+          <w:spacing w:val="-2"/>
+          <w:sz w:val="18"/>
+          <w:szCs w:val="18"/>
+        </w:rPr>
+        <w:t xml:space="preserve">ID </w:t>
+      </w:r>
+      <w:r>
+        <w:rPr>
+          <w:spacing w:val="-2"/>
+          <w:sz w:val="18"/>
+          <w:szCs w:val="18"/>
+        </w:rPr>
+        <w:t>(A</w:t>
+      </w:r>
+      <w:r>
+        <w:rPr>
+          <w:spacing w:val="-2"/>
+          <w:sz w:val="18"/>
+          <w:szCs w:val="18"/>
+        </w:rPr>
+        <w:t xml:space="preserve">zure </w:t>
+      </w:r>
+      <w:r>
+        <w:rPr>
+          <w:spacing w:val="-2"/>
+          <w:sz w:val="18"/>
+          <w:szCs w:val="18"/>
+        </w:rPr>
+        <w:t>AD) group</w:t>
+      </w:r>
+      <w:r>
+        <w:rPr>
+          <w:spacing w:val="-2"/>
+          <w:sz w:val="18"/>
+          <w:szCs w:val="18"/>
+        </w:rPr>
+        <w:t>-based RBAC.</w:t>
+      </w:r>
+    </w:p>
+    <w:p>
+      <w:pPr>
+        <w:pStyle w:val="Heading4"/>
+        <w:spacing w:before="120" w:after="0"/>
+      </w:pPr>
+    </w:p>
+    <w:p>
+      <w:pPr>
+        <w:pStyle w:val="Heading4"/>
+        <w:tabs>
+          <w:tab w:val="right" w:pos="10800"/>
+        </w:tabs>
+        <w:spacing w:before="120" w:line="276" w:lineRule="auto"/>
+        <w:rPr>
+          <w:bCs w:val="0"/>
+          <w:sz w:val="18"/>
+          <w:szCs w:val="18"/>
+          <w:lang w:val="en-GB"/>
+        </w:rPr>
+      </w:pPr>
+      <w:proofErr w:type="spellStart"/>
+      <w:r>
+        <w:rPr>
+          <w:bCs w:val="0"/>
+          <w:sz w:val="18"/>
+          <w:szCs w:val="18"/>
+          <w:lang w:val="en-GB"/>
+        </w:rPr>
+        <w:t>TravelRepublic</w:t>
+      </w:r>
+      <w:proofErr w:type="spellEnd"/>
+      <w:r>
+        <w:rPr>
+          <w:bCs w:val="0"/>
+          <w:sz w:val="18"/>
+          <w:szCs w:val="18"/>
+          <w:lang w:val="en-GB"/>
+        </w:rPr>
+        <w:t>, Part of Emirat</w:t>
+      </w:r>
+      <w:r>
+        <w:rPr>
+          <w:bCs w:val="0"/>
+          <w:sz w:val="18"/>
+          <w:szCs w:val="18"/>
+          <w:lang w:val="en-GB"/>
+        </w:rPr>
+        <w:t>es Group, Remote</w:t>
+      </w:r>
+      <w:r>
+        <w:rPr>
+          <w:bCs w:val="0"/>
+          <w:sz w:val="18"/>
+          <w:szCs w:val="18"/>
+          <w:lang w:val="en-GB"/>
+        </w:rPr>
+        <w:tab/>
+        <w:t xml:space="preserve">2013 – </w:t>
+      </w:r>
+      <w:r>
+        <w:rPr>
+          <w:bCs w:val="0"/>
+          <w:sz w:val="18"/>
+          <w:szCs w:val="18"/>
+          <w:lang w:val="en-GB"/>
+        </w:rPr>
+        <w:t>2026</w:t>
+      </w:r>
+    </w:p>
+    <w:p>
+      <w:pPr>
+        <w:pStyle w:val="Heading4"/>
+        <w:tabs>
+          <w:tab w:val="right" w:pos="10800"/>
+        </w:tabs>
+        <w:spacing w:after="120" w:line="276" w:lineRule="auto"/>
+        <w:rPr>
+          <w:bCs w:val="0"/>
+          <w:sz w:val="18"/>
+          <w:szCs w:val="18"/>
+          <w:lang w:val="en-GB"/>
+        </w:rPr>
+      </w:pPr>
+      <w:r>
+        <w:rPr>
+          <w:bCs w:val="0"/>
+          <w:sz w:val="18"/>
+          <w:szCs w:val="18"/>
+          <w:lang w:val="en-GB"/>
+        </w:rPr>
+        <w:t xml:space="preserve">Senior Developer, </w:t>
+      </w:r>
+      <w:proofErr w:type="spellStart"/>
+      <w:r>
+        <w:rPr>
+          <w:bCs w:val="0"/>
+          <w:sz w:val="18"/>
+          <w:szCs w:val="18"/>
+          <w:lang w:val="en-GB"/>
+        </w:rPr>
+        <w:t>DevOps</w:t>
+      </w:r>
+      <w:proofErr w:type="spellEnd"/>
+      <w:r>
+        <w:rPr>
+          <w:bCs w:val="0"/>
+          <w:sz w:val="18"/>
+          <w:szCs w:val="18"/>
+          <w:lang w:val="en-GB"/>
+        </w:rPr>
+        <w:t xml:space="preserve"> Platform Engineering Lead (2019 – </w:t>
+      </w:r>
+      <w:r>
+        <w:rPr>
+          <w:bCs w:val="0"/>
+          <w:sz w:val="18"/>
+          <w:szCs w:val="18"/>
+          <w:lang w:val="en-GB"/>
+        </w:rPr>
+        <w:t>2026)</w:t>
+      </w:r>
+    </w:p>
+    <w:p>
+      <w:pPr>
+        <w:spacing w:before="120" w:after="120" w:line="276" w:lineRule="auto"/>
+        <w:jc w:val="both"/>
+        <w:rPr>
+          <w:sz w:val="18"/>
+          <w:szCs w:val="18"/>
+          <w:lang w:val="en-GB"/>
+        </w:rPr>
+      </w:pPr>
+      <w:r>
+        <w:rPr>
+          <w:spacing w:val="-2"/>
+          <w:sz w:val="18"/>
+          <w:szCs w:val="18"/>
+        </w:rPr>
+        <w:t xml:space="preserve">Lead strategic direction across platform engineering landscape, guiding technical decision-making, </w:t>
+      </w:r>
+      <w:proofErr w:type="spellStart"/>
+      <w:r>
+        <w:rPr>
+          <w:spacing w:val="-2"/>
+          <w:sz w:val="18"/>
+          <w:szCs w:val="18"/>
+        </w:rPr>
+        <w:t>modernisation</w:t>
+      </w:r>
+      <w:proofErr w:type="spellEnd"/>
+      <w:r>
+        <w:rPr>
+          <w:spacing w:val="-2"/>
+          <w:sz w:val="18"/>
+          <w:szCs w:val="18"/>
+        </w:rPr>
+        <w:t xml:space="preserve"> initiatives, and engineering alignment across multi-cloud environments. Manage </w:t>
+      </w:r>
+      <w:proofErr w:type="spellStart"/>
+      <w:r>
+        <w:rPr>
+          <w:spacing w:val="-2"/>
+          <w:sz w:val="18"/>
+          <w:szCs w:val="18"/>
         </w:rPr>
         <w:t>Kubernetes</w:t>
       </w:r>
       <w:proofErr w:type="spellEnd"/>
       <w:r>
         <w:rPr>
-          <w:sz w:val="18"/>
-          <w:szCs w:val="18"/>
-          <w:lang w:val="en-GB"/>
-        </w:rPr>
-        <w:t xml:space="preserve"> production deploy in minutes or hours</w:t>
-      </w:r>
-      <w:r>
-        <w:rPr>
-          <w:sz w:val="18"/>
-          <w:szCs w:val="18"/>
-          <w:lang w:val="en-GB"/>
-        </w:rPr>
-        <w:t xml:space="preserve"> rather than previous weeks</w:t>
-      </w:r>
-      <w:r>
-        <w:rPr>
-          <w:sz w:val="18"/>
-          <w:szCs w:val="18"/>
-          <w:lang w:val="en-GB"/>
-        </w:rPr>
-        <w:t xml:space="preserve"> or months of unnecessary learning curve.</w:t>
+          <w:spacing w:val="-2"/>
+          <w:sz w:val="18"/>
+          <w:szCs w:val="18"/>
+        </w:rPr>
+        <w:t xml:space="preserve"> platforms across six self-managed clusters, ensuring automated provisioning, resilience patterns, and consistent operational integrity through advanced </w:t>
+      </w:r>
+      <w:proofErr w:type="spellStart"/>
+      <w:r>
+        <w:rPr>
+          <w:spacing w:val="-2"/>
+          <w:sz w:val="18"/>
+          <w:szCs w:val="18"/>
+        </w:rPr>
+        <w:t>observability</w:t>
+      </w:r>
+      <w:proofErr w:type="spellEnd"/>
+      <w:r>
+        <w:rPr>
+          <w:spacing w:val="-2"/>
+          <w:sz w:val="18"/>
+          <w:szCs w:val="18"/>
+        </w:rPr>
+        <w:t xml:space="preserve"> tooling. Direct release governance by defining branching strategy, communication channels, and pipeline automation while </w:t>
+      </w:r>
+      <w:proofErr w:type="gramStart"/>
+      <w:r>
+        <w:rPr>
+          <w:spacing w:val="-2"/>
+          <w:sz w:val="18"/>
+          <w:szCs w:val="18"/>
+        </w:rPr>
+        <w:t>stewarding</w:t>
+      </w:r>
+      <w:proofErr w:type="gramEnd"/>
+      <w:r>
+        <w:rPr>
+          <w:spacing w:val="-2"/>
+          <w:sz w:val="18"/>
+          <w:szCs w:val="18"/>
+        </w:rPr>
+        <w:t xml:space="preserve"> broader deployment estate through </w:t>
+      </w:r>
+      <w:proofErr w:type="spellStart"/>
+      <w:r>
+        <w:rPr>
+          <w:spacing w:val="-2"/>
+          <w:sz w:val="18"/>
+          <w:szCs w:val="18"/>
+        </w:rPr>
+        <w:t>TeamCity</w:t>
+      </w:r>
+      <w:proofErr w:type="spellEnd"/>
+      <w:r>
+        <w:rPr>
+          <w:spacing w:val="-2"/>
+          <w:sz w:val="18"/>
+          <w:szCs w:val="18"/>
+        </w:rPr>
+        <w:t xml:space="preserve">, </w:t>
+      </w:r>
+      <w:proofErr w:type="spellStart"/>
+      <w:r>
+        <w:rPr>
+          <w:spacing w:val="-2"/>
+          <w:sz w:val="18"/>
+          <w:szCs w:val="18"/>
+        </w:rPr>
+        <w:t>GoCD</w:t>
+      </w:r>
+      <w:proofErr w:type="spellEnd"/>
+      <w:r>
+        <w:rPr>
+          <w:spacing w:val="-2"/>
+          <w:sz w:val="18"/>
+          <w:szCs w:val="18"/>
+        </w:rPr>
+        <w:t xml:space="preserve">, and Octopus systems. Strengthen architecture foundations through systematic refactoring, unit-test enablement, and code-base </w:t>
+      </w:r>
+      <w:proofErr w:type="spellStart"/>
+      <w:r>
+        <w:rPr>
+          <w:spacing w:val="-2"/>
+          <w:sz w:val="18"/>
+          <w:szCs w:val="18"/>
+        </w:rPr>
+        <w:t>modernisation</w:t>
+      </w:r>
+      <w:proofErr w:type="spellEnd"/>
+      <w:r>
+        <w:rPr>
+          <w:spacing w:val="-2"/>
+          <w:sz w:val="18"/>
+          <w:szCs w:val="18"/>
+        </w:rPr>
+        <w:t>, including significant migration of legacy components into C#.</w:t>
+      </w:r>
+    </w:p>
+    <w:p>
+      <w:pPr>
+        <w:spacing w:before="120" w:line="276" w:lineRule="auto"/>
+        <w:jc w:val="both"/>
+        <w:rPr>
+          <w:b/>
+          <w:bCs/>
+          <w:sz w:val="18"/>
+          <w:szCs w:val="18"/>
+          <w:lang w:val="en-GB"/>
+        </w:rPr>
+      </w:pPr>
+      <w:r>
+        <w:rPr>
+          <w:b/>
+          <w:bCs/>
+          <w:sz w:val="18"/>
+          <w:szCs w:val="18"/>
+          <w:lang w:val="en-GB"/>
+        </w:rPr>
+        <w:t>Key Contributions:</w:t>
+      </w:r>
+    </w:p>
+    <w:p>
+      <w:pPr>
+        <w:pStyle w:val="ListParagraph"/>
+        <w:numPr>
+          <w:ilvl w:val="0"/>
+          <w:numId w:val="2"/>
+        </w:numPr>
+        <w:spacing w:before="120" w:line="276" w:lineRule="auto"/>
+        <w:jc w:val="both"/>
+        <w:rPr>
+          <w:sz w:val="18"/>
+          <w:szCs w:val="18"/>
+          <w:lang w:val="en-GB"/>
+        </w:rPr>
+      </w:pPr>
+      <w:r>
+        <w:rPr>
+          <w:sz w:val="18"/>
+          <w:szCs w:val="18"/>
+          <w:lang w:val="en-GB"/>
+        </w:rPr>
+        <w:t>Championed</w:t>
+      </w:r>
+      <w:r>
+        <w:rPr>
+          <w:sz w:val="18"/>
+          <w:szCs w:val="18"/>
+          <w:lang w:val="en-GB"/>
+        </w:rPr>
+        <w:t xml:space="preserve"> early adoption of </w:t>
+      </w:r>
+      <w:proofErr w:type="spellStart"/>
+      <w:r>
+        <w:rPr>
+          <w:sz w:val="18"/>
+          <w:szCs w:val="18"/>
+          <w:lang w:val="en-GB"/>
+        </w:rPr>
+        <w:t>AgenticAI</w:t>
+      </w:r>
+      <w:proofErr w:type="spellEnd"/>
+      <w:r>
+        <w:rPr>
+          <w:sz w:val="18"/>
+          <w:szCs w:val="18"/>
+          <w:lang w:val="en-GB"/>
+        </w:rPr>
+        <w:t xml:space="preserve"> Coding by producing practical introductory material and offering hands-on guidance</w:t>
+      </w:r>
+      <w:r>
+        <w:rPr>
+          <w:sz w:val="18"/>
+          <w:szCs w:val="18"/>
+          <w:lang w:val="en-GB"/>
+        </w:rPr>
+        <w:t xml:space="preserve">, </w:t>
+      </w:r>
+      <w:r>
+        <w:rPr>
+          <w:sz w:val="18"/>
+          <w:szCs w:val="18"/>
+          <w:lang w:val="en-GB"/>
+        </w:rPr>
+        <w:t>demonstrating to</w:t>
+      </w:r>
+      <w:r>
+        <w:rPr>
+          <w:sz w:val="18"/>
+          <w:szCs w:val="18"/>
+          <w:lang w:val="en-GB"/>
+        </w:rPr>
+        <w:t xml:space="preserve"> colleagues and managers the time savings and quality improvements possible</w:t>
+      </w:r>
+      <w:r>
+        <w:rPr>
+          <w:sz w:val="18"/>
+          <w:szCs w:val="18"/>
+          <w:lang w:val="en-GB"/>
+        </w:rPr>
+        <w:t>.</w:t>
       </w:r>
     </w:p>
     <w:p>
@@ -1678,99 +2150,47 @@
       </w:pPr>
       <w:r>
         <w:rPr>
-          <w:sz w:val="18"/>
-          <w:szCs w:val="18"/>
-          <w:lang w:val="en-GB"/>
-        </w:rPr>
-        <w:t xml:space="preserve">Protected business continuity during </w:t>
-      </w:r>
-      <w:r>
-        <w:rPr>
-          <w:sz w:val="18"/>
-          <w:szCs w:val="18"/>
-          <w:lang w:val="en-GB"/>
-        </w:rPr>
-        <w:t>lockdown</w:t>
-      </w:r>
-      <w:r>
-        <w:rPr>
-          <w:sz w:val="18"/>
-          <w:szCs w:val="18"/>
-          <w:lang w:val="en-GB"/>
-        </w:rPr>
-        <w:t xml:space="preserve"> by </w:t>
-      </w:r>
-      <w:r>
-        <w:rPr>
-          <w:sz w:val="18"/>
-          <w:szCs w:val="18"/>
-          <w:lang w:val="en-GB"/>
-        </w:rPr>
-        <w:t>adaptin</w:t>
-      </w:r>
-      <w:r>
-        <w:rPr>
-          <w:sz w:val="18"/>
-          <w:szCs w:val="18"/>
-          <w:lang w:val="en-GB"/>
-        </w:rPr>
-        <w:t xml:space="preserve">g </w:t>
-      </w:r>
-      <w:r>
-        <w:rPr>
-          <w:sz w:val="18"/>
-          <w:szCs w:val="18"/>
-          <w:lang w:val="en-GB"/>
-        </w:rPr>
-        <w:t xml:space="preserve">a </w:t>
-      </w:r>
-      <w:r>
-        <w:rPr>
-          <w:sz w:val="18"/>
-          <w:szCs w:val="18"/>
-          <w:lang w:val="en-GB"/>
-        </w:rPr>
-        <w:t xml:space="preserve">customer </w:t>
-      </w:r>
-      <w:r>
-        <w:rPr>
-          <w:sz w:val="18"/>
-          <w:szCs w:val="18"/>
-          <w:lang w:val="en-GB"/>
-        </w:rPr>
-        <w:t xml:space="preserve">self-service automated booking-cancellation feature into a bulk facility, </w:t>
-      </w:r>
-      <w:r>
-        <w:rPr>
-          <w:sz w:val="18"/>
-          <w:szCs w:val="18"/>
-          <w:lang w:val="en-GB"/>
-        </w:rPr>
-        <w:t>allowing the processing of 1</w:t>
-      </w:r>
-      <w:r>
-        <w:rPr>
-          <w:sz w:val="18"/>
-          <w:szCs w:val="18"/>
-          <w:lang w:val="en-GB"/>
-        </w:rPr>
-        <w:t xml:space="preserve">0,000 bookings and freeing non-furloughed service centre staff to </w:t>
-      </w:r>
-      <w:r>
-        <w:rPr>
-          <w:sz w:val="18"/>
-          <w:szCs w:val="18"/>
-          <w:lang w:val="en-GB"/>
-        </w:rPr>
-        <w:t>support</w:t>
-      </w:r>
-      <w:r>
-        <w:rPr>
-          <w:sz w:val="18"/>
-          <w:szCs w:val="18"/>
-          <w:lang w:val="en-GB"/>
-        </w:rPr>
-        <w:t xml:space="preserve"> customers.</w:t>
+          <w:spacing w:val="-4"/>
+          <w:sz w:val="18"/>
+          <w:szCs w:val="18"/>
+          <w:lang w:val="en-GB"/>
+        </w:rPr>
+        <w:t>Reduced operational complexity through consolidation of legacy deployme</w:t>
+      </w:r>
+      <w:r>
+        <w:rPr>
+          <w:spacing w:val="-4"/>
+          <w:sz w:val="18"/>
+          <w:szCs w:val="18"/>
+          <w:lang w:val="en-GB"/>
+        </w:rPr>
+        <w:t xml:space="preserve">nt tooling into a more coherent &amp; </w:t>
+      </w:r>
+      <w:r>
+        <w:rPr>
+          <w:spacing w:val="-4"/>
+          <w:sz w:val="18"/>
+          <w:szCs w:val="18"/>
+          <w:lang w:val="en-GB"/>
+        </w:rPr>
+        <w:t>maintainable platform</w:t>
+      </w:r>
+      <w:r>
+        <w:rPr>
+          <w:spacing w:val="-4"/>
+          <w:sz w:val="18"/>
+          <w:szCs w:val="18"/>
+          <w:lang w:val="en-GB"/>
+        </w:rPr>
+        <w:t>,</w:t>
+      </w:r>
+      <w:r>
+        <w:rPr>
+          <w:sz w:val="18"/>
+          <w:szCs w:val="18"/>
+          <w:lang w:val="en-GB"/>
+        </w:rPr>
+        <w:t xml:space="preserve"> gaining modern features and reducing contact points required by developers.</w:t>
       </w:r>
     </w:p>
     <w:p>
@@ -1794,23 +2214,81 @@
           <w:szCs w:val="18"/>
           <w:lang w:val="en-GB"/>
         </w:rPr>
-        <w:t xml:space="preserve">Authored a library to give compile-time errors for </w:t>
-      </w:r>
-      <w:r>
-        <w:rPr>
-          <w:sz w:val="18"/>
-          <w:szCs w:val="18"/>
-          <w:lang w:val="en-GB"/>
-        </w:rPr>
-        <w:t>recurring currency-conversion i</w:t>
-      </w:r>
-      <w:r>
-        <w:rPr>
-          <w:sz w:val="18"/>
-          <w:szCs w:val="18"/>
-          <w:lang w:val="en-GB"/>
-        </w:rPr>
-        <w:t>ssues, removing the runtime errors entirely.</w:t>
+        <w:t>Elevated software quality by restructuring critical components to support unit testing and by migrati</w:t>
+      </w:r>
+      <w:r>
+        <w:rPr>
+          <w:sz w:val="18"/>
+          <w:szCs w:val="18"/>
+          <w:lang w:val="en-GB"/>
+        </w:rPr>
+        <w:t>ng</w:t>
+      </w:r>
+      <w:r>
+        <w:rPr>
+          <w:sz w:val="18"/>
+          <w:szCs w:val="18"/>
+          <w:lang w:val="en-GB"/>
+        </w:rPr>
+        <w:t xml:space="preserve"> over 25</w:t>
+      </w:r>
+      <w:r>
+        <w:rPr>
+          <w:sz w:val="18"/>
+          <w:szCs w:val="18"/>
+          <w:lang w:val="en-GB"/>
+        </w:rPr>
+        <w:t>0,000 lines of code</w:t>
+      </w:r>
+      <w:r>
+        <w:rPr>
+          <w:sz w:val="18"/>
+          <w:szCs w:val="18"/>
+          <w:lang w:val="en-GB"/>
+        </w:rPr>
+        <w:t xml:space="preserve"> from VB.NET to C#</w:t>
+      </w:r>
+      <w:r>
+        <w:rPr>
+          <w:sz w:val="18"/>
+          <w:szCs w:val="18"/>
+          <w:lang w:val="en-GB"/>
+        </w:rPr>
+        <w:t xml:space="preserve">, reducing dependency on legacy </w:t>
+      </w:r>
+      <w:proofErr w:type="spellStart"/>
+      <w:r>
+        <w:rPr>
+          <w:sz w:val="18"/>
+          <w:szCs w:val="18"/>
+          <w:lang w:val="en-GB"/>
+        </w:rPr>
+        <w:t>skillsets</w:t>
+      </w:r>
+      <w:proofErr w:type="spellEnd"/>
+      <w:r>
+        <w:rPr>
+          <w:sz w:val="18"/>
+          <w:szCs w:val="18"/>
+          <w:lang w:val="en-GB"/>
+        </w:rPr>
+        <w:t xml:space="preserve"> and </w:t>
+      </w:r>
+      <w:r>
+        <w:rPr>
+          <w:sz w:val="18"/>
+          <w:szCs w:val="18"/>
+          <w:lang w:val="en-GB"/>
+        </w:rPr>
+        <w:t>increasing maintainability</w:t>
+      </w:r>
+      <w:r>
+        <w:rPr>
+          <w:sz w:val="18"/>
+          <w:szCs w:val="18"/>
+          <w:lang w:val="en-GB"/>
+        </w:rPr>
+        <w:t>.</w:t>
       </w:r>
     </w:p>
     <w:p>
@@ -1830,6 +2308,208 @@
       </w:pPr>
       <w:r>
         <w:rPr>
+          <w:spacing w:val="2"/>
+          <w:sz w:val="18"/>
+          <w:szCs w:val="18"/>
+          <w:lang w:val="en-GB"/>
+        </w:rPr>
+        <w:t xml:space="preserve">Established a unified </w:t>
+      </w:r>
+      <w:r>
+        <w:rPr>
+          <w:spacing w:val="2"/>
+          <w:sz w:val="18"/>
+          <w:szCs w:val="18"/>
+          <w:lang w:val="en-GB"/>
+        </w:rPr>
+        <w:t xml:space="preserve">standard </w:t>
+      </w:r>
+      <w:r>
+        <w:rPr>
+          <w:spacing w:val="2"/>
+          <w:sz w:val="18"/>
+          <w:szCs w:val="18"/>
+          <w:lang w:val="en-GB"/>
+        </w:rPr>
+        <w:t xml:space="preserve">pipeline </w:t>
+      </w:r>
+      <w:r>
+        <w:rPr>
+          <w:spacing w:val="2"/>
+          <w:sz w:val="18"/>
+          <w:szCs w:val="18"/>
+          <w:lang w:val="en-GB"/>
+        </w:rPr>
+        <w:t>improv</w:t>
+      </w:r>
+      <w:r>
+        <w:rPr>
+          <w:spacing w:val="2"/>
+          <w:sz w:val="18"/>
+          <w:szCs w:val="18"/>
+          <w:lang w:val="en-GB"/>
+        </w:rPr>
+        <w:t>ing</w:t>
+      </w:r>
+      <w:r>
+        <w:rPr>
+          <w:spacing w:val="2"/>
+          <w:sz w:val="18"/>
+          <w:szCs w:val="18"/>
+          <w:lang w:val="en-GB"/>
+        </w:rPr>
+        <w:t xml:space="preserve"> </w:t>
+      </w:r>
+      <w:proofErr w:type="spellStart"/>
+      <w:r>
+        <w:rPr>
+          <w:spacing w:val="2"/>
+          <w:sz w:val="18"/>
+          <w:szCs w:val="18"/>
+          <w:lang w:val="en-GB"/>
+        </w:rPr>
+        <w:t>Dev</w:t>
+      </w:r>
+      <w:r>
+        <w:rPr>
+          <w:spacing w:val="2"/>
+          <w:sz w:val="18"/>
+          <w:szCs w:val="18"/>
+          <w:lang w:val="en-GB"/>
+        </w:rPr>
+        <w:t>Ops</w:t>
+      </w:r>
+      <w:proofErr w:type="spellEnd"/>
+      <w:r>
+        <w:rPr>
+          <w:spacing w:val="2"/>
+          <w:sz w:val="18"/>
+          <w:szCs w:val="18"/>
+          <w:lang w:val="en-GB"/>
+        </w:rPr>
+        <w:t xml:space="preserve"> consistency across Linux &amp;</w:t>
+      </w:r>
+      <w:r>
+        <w:rPr>
+          <w:spacing w:val="2"/>
+          <w:sz w:val="18"/>
+          <w:szCs w:val="18"/>
+          <w:lang w:val="en-GB"/>
+        </w:rPr>
+        <w:t xml:space="preserve"> Windows build</w:t>
+      </w:r>
+      <w:r>
+        <w:rPr>
+          <w:spacing w:val="2"/>
+          <w:sz w:val="18"/>
+          <w:szCs w:val="18"/>
+          <w:lang w:val="en-GB"/>
+        </w:rPr>
+        <w:t>, deploy &amp; monitoring</w:t>
+      </w:r>
+      <w:r>
+        <w:rPr>
+          <w:spacing w:val="2"/>
+          <w:sz w:val="18"/>
+          <w:szCs w:val="18"/>
+          <w:lang w:val="en-GB"/>
+        </w:rPr>
+        <w:t xml:space="preserve"> processes</w:t>
+      </w:r>
+      <w:r>
+        <w:rPr>
+          <w:sz w:val="18"/>
+          <w:szCs w:val="18"/>
+          <w:lang w:val="en-GB"/>
+        </w:rPr>
+        <w:t>, allowing over 100 wo</w:t>
+      </w:r>
+      <w:r>
+        <w:rPr>
+          <w:sz w:val="18"/>
+          <w:szCs w:val="18"/>
+          <w:lang w:val="en-GB"/>
+        </w:rPr>
+        <w:t xml:space="preserve">rkloads to go from first local code to </w:t>
+      </w:r>
+      <w:r>
+        <w:rPr>
+          <w:sz w:val="18"/>
+          <w:szCs w:val="18"/>
+          <w:lang w:val="en-GB"/>
+        </w:rPr>
+        <w:t xml:space="preserve">AKS/GKE </w:t>
+      </w:r>
+      <w:proofErr w:type="spellStart"/>
+      <w:r>
+        <w:rPr>
+          <w:sz w:val="18"/>
+          <w:szCs w:val="18"/>
+          <w:lang w:val="en-GB"/>
+        </w:rPr>
+        <w:t>multicloud</w:t>
+      </w:r>
+      <w:proofErr w:type="spellEnd"/>
+      <w:r>
+        <w:rPr>
+          <w:sz w:val="18"/>
+          <w:szCs w:val="18"/>
+          <w:lang w:val="en-GB"/>
+        </w:rPr>
+        <w:t xml:space="preserve"> </w:t>
+      </w:r>
+      <w:proofErr w:type="spellStart"/>
+      <w:r>
+        <w:rPr>
+          <w:sz w:val="18"/>
+          <w:szCs w:val="18"/>
+          <w:lang w:val="en-GB"/>
+        </w:rPr>
+        <w:t>Kubernetes</w:t>
+      </w:r>
+      <w:proofErr w:type="spellEnd"/>
+      <w:r>
+        <w:rPr>
+          <w:sz w:val="18"/>
+          <w:szCs w:val="18"/>
+          <w:lang w:val="en-GB"/>
+        </w:rPr>
+        <w:t xml:space="preserve"> production deploy in minutes or hours</w:t>
+      </w:r>
+      <w:r>
+        <w:rPr>
+          <w:sz w:val="18"/>
+          <w:szCs w:val="18"/>
+          <w:lang w:val="en-GB"/>
+        </w:rPr>
+        <w:t xml:space="preserve"> rather than previous weeks</w:t>
+      </w:r>
+      <w:r>
+        <w:rPr>
+          <w:sz w:val="18"/>
+          <w:szCs w:val="18"/>
+          <w:lang w:val="en-GB"/>
+        </w:rPr>
+        <w:t xml:space="preserve"> or months of unnecessary learning curve.</w:t>
+      </w:r>
+    </w:p>
+    <w:p>
+      <w:pPr>
+        <w:pStyle w:val="ListParagraph"/>
+        <w:numPr>
+          <w:ilvl w:val="0"/>
+          <w:numId w:val="2"/>
+        </w:numPr>
+        <w:spacing w:before="20" w:line="276" w:lineRule="auto"/>
+        <w:jc w:val="both"/>
+        <w:rPr>
+          <w:sz w:val="18"/>
+          <w:szCs w:val="18"/>
+          <w:lang w:val="en-GB"/>
+        </w:rPr>
+      </w:pPr>
+      <w:r>
+        <w:rPr>
           <w:sz w:val="18"/>
           <w:szCs w:val="18"/>
           <w:lang w:val="en-GB"/>
@@ -1954,7 +2634,15 @@
           <w:szCs w:val="18"/>
           <w:lang w:val="en-GB"/>
         </w:rPr>
-        <w:t xml:space="preserve"> notifications to Slack/Teams</w:t>
+        <w:t xml:space="preserve"> Slack/Teams</w:t>
+      </w:r>
+      <w:r>
+        <w:rPr>
+          <w:sz w:val="18"/>
+          <w:szCs w:val="18"/>
+          <w:lang w:val="en-GB"/>
+        </w:rPr>
+        <w:t xml:space="preserve"> notifications</w:t>
       </w:r>
       <w:r>
         <w:rPr>
@@ -1970,23 +2658,7 @@
           <w:szCs w:val="18"/>
           <w:lang w:val="en-GB"/>
         </w:rPr>
-        <w:t xml:space="preserve"> downtime for</w:t>
-      </w:r>
-      <w:r>
-        <w:rPr>
-          <w:sz w:val="18"/>
-          <w:szCs w:val="18"/>
-          <w:lang w:val="en-GB"/>
-        </w:rPr>
-        <w:t xml:space="preserve"> the</w:t>
-      </w:r>
-      <w:r>
-        <w:rPr>
-          <w:sz w:val="18"/>
-          <w:szCs w:val="18"/>
-          <w:lang w:val="en-GB"/>
-        </w:rPr>
-        <w:t xml:space="preserve"> hosted workloads in 6 years of peak trading periods.  </w:t>
+        <w:t xml:space="preserve"> downtime in 6 years of peak trading periods.  </w:t>
       </w:r>
     </w:p>
     <w:p>
@@ -1995,7 +2667,7 @@
         <w:tabs>
           <w:tab w:val="right" w:pos="10800"/>
         </w:tabs>
-        <w:spacing w:before="120" w:after="0" w:line="276" w:lineRule="auto"/>
+        <w:spacing w:before="120" w:line="276" w:lineRule="auto"/>
         <w:rPr>
           <w:bCs w:val="0"/>
           <w:sz w:val="18"/>
@@ -2003,6 +2675,36 @@
           <w:lang w:val="en-GB"/>
         </w:rPr>
       </w:pPr>
+      <w:proofErr w:type="spellStart"/>
+      <w:r>
+        <w:rPr>
+          <w:bCs w:val="0"/>
+          <w:sz w:val="18"/>
+          <w:szCs w:val="18"/>
+          <w:lang w:val="en-GB"/>
+        </w:rPr>
+        <w:lastRenderedPageBreak/>
+        <w:t>Acumentive</w:t>
+      </w:r>
+      <w:proofErr w:type="spellEnd"/>
+      <w:r>
+        <w:rPr>
+          <w:bCs w:val="0"/>
+          <w:sz w:val="18"/>
+          <w:szCs w:val="18"/>
+          <w:lang w:val="en-GB"/>
+        </w:rPr>
+        <w:t xml:space="preserve"> Ltd, Remote</w:t>
+      </w:r>
+      <w:r>
+        <w:rPr>
+          <w:bCs w:val="0"/>
+          <w:sz w:val="18"/>
+          <w:szCs w:val="18"/>
+          <w:lang w:val="en-GB"/>
+        </w:rPr>
+        <w:tab/>
+      </w:r>
     </w:p>
     <w:p>
       <w:pPr>
@@ -2010,7 +2712,7 @@
         <w:tabs>
           <w:tab w:val="right" w:pos="10800"/>
         </w:tabs>
-        <w:spacing w:before="120" w:after="0" w:line="276" w:lineRule="auto"/>
+        <w:spacing w:after="120" w:line="276" w:lineRule="auto"/>
         <w:rPr>
           <w:bCs w:val="0"/>
           <w:sz w:val="18"/>
@@ -2018,85 +2720,9 @@
           <w:lang w:val="en-GB"/>
         </w:rPr>
       </w:pPr>
-      <w:proofErr w:type="spellStart"/>
       <w:r>
         <w:rPr>
           <w:bCs w:val="0"/>
-          <w:sz w:val="18"/>
-          <w:szCs w:val="18"/>
-          <w:lang w:val="en-GB"/>
-        </w:rPr>
-        <w:t>Acumentive</w:t>
-      </w:r>
-      <w:proofErr w:type="spellEnd"/>
-      <w:r>
-        <w:rPr>
-          <w:bCs w:val="0"/>
-          <w:sz w:val="18"/>
-          <w:szCs w:val="18"/>
-          <w:lang w:val="en-GB"/>
-        </w:rPr>
-        <w:t xml:space="preserve"> Ltd, </w:t>
-      </w:r>
-      <w:r>
-        <w:rPr>
-          <w:bCs w:val="0"/>
-          <w:sz w:val="18"/>
-          <w:szCs w:val="18"/>
-          <w:lang w:val="en-GB"/>
-        </w:rPr>
-        <w:t>Remote</w:t>
-      </w:r>
-      <w:r>
-        <w:rPr>
-          <w:bCs w:val="0"/>
-          <w:sz w:val="18"/>
-          <w:szCs w:val="18"/>
-          <w:lang w:val="en-GB"/>
-        </w:rPr>
-        <w:tab/>
-      </w:r>
-      <w:r>
-        <w:rPr>
-          <w:bCs w:val="0"/>
-          <w:sz w:val="18"/>
-          <w:szCs w:val="18"/>
-          <w:lang w:val="en-GB"/>
-        </w:rPr>
-        <w:t>Aug 2007</w:t>
-      </w:r>
-      <w:r>
-        <w:rPr>
-          <w:bCs w:val="0"/>
-          <w:sz w:val="18"/>
-          <w:szCs w:val="18"/>
-          <w:lang w:val="en-GB"/>
-        </w:rPr>
-        <w:t xml:space="preserve"> – </w:t>
-      </w:r>
-      <w:r>
-        <w:rPr>
-          <w:bCs w:val="0"/>
-          <w:sz w:val="18"/>
-          <w:szCs w:val="18"/>
-          <w:lang w:val="en-GB"/>
-        </w:rPr>
-        <w:t>Jan 2013</w:t>
-      </w:r>
-    </w:p>
-    <w:p>
-      <w:pPr>
-        <w:spacing w:after="120" w:line="276" w:lineRule="auto"/>
-        <w:rPr>
-          <w:b/>
-          <w:sz w:val="18"/>
-          <w:szCs w:val="18"/>
-          <w:lang w:val="en-GB"/>
-        </w:rPr>
-      </w:pPr>
-      <w:r>
-        <w:rPr>
-          <w:b/>
           <w:sz w:val="18"/>
           <w:szCs w:val="18"/>
           <w:lang w:val="en-GB"/>
@@ -2217,7 +2843,6 @@
           <w:szCs w:val="18"/>
           <w:lang w:val="en-GB"/>
         </w:rPr>
-        <w:lastRenderedPageBreak/>
         <w:t>Key Contributions:</w:t>
       </w:r>
     </w:p>
@@ -2427,53 +3052,26 @@
         </w:rPr>
       </w:pPr>
     </w:p>
-    <w:tbl>
-      <w:tblPr>
-        <w:tblW w:w="10845" w:type="dxa"/>
-        <w:tblBorders>
-          <w:top w:val="single" w:sz="2" w:space="0" w:color="5A64C8"/>
-          <w:bottom w:val="single" w:sz="2" w:space="0" w:color="5A64C8"/>
-        </w:tblBorders>
-        <w:tblLayout w:type="fixed"/>
-        <w:tblCellMar>
-          <w:left w:w="10" w:type="dxa"/>
-          <w:right w:w="10" w:type="dxa"/>
-        </w:tblCellMar>
-        <w:tblLook w:val="0000"/>
-      </w:tblPr>
-      <w:tblGrid>
-        <w:gridCol w:w="10845"/>
-      </w:tblGrid>
-      <w:tr>
-        <w:trPr>
-          <w:trHeight w:val="358"/>
-        </w:trPr>
-        <w:tc>
-          <w:tcPr>
-            <w:tcW w:w="10845" w:type="dxa"/>
-            <w:tcMar>
-              <w:left w:w="0" w:type="dxa"/>
-            </w:tcMar>
-          </w:tcPr>
-          <w:p>
-            <w:pPr>
-              <w:pStyle w:val="Heading3"/>
-              <w:spacing w:line="276" w:lineRule="auto"/>
-              <w:rPr>
-                <w:lang w:val="en-GB"/>
-              </w:rPr>
-            </w:pPr>
-            <w:r>
-              <w:rPr>
-                <w:color w:val="5A64C8"/>
-                <w:lang w:val="en-GB"/>
-              </w:rPr>
-              <w:t>ADDITIONAL EXPERIENCE</w:t>
-            </w:r>
-          </w:p>
-        </w:tc>
-      </w:tr>
-    </w:tbl>
+    <w:p>
+      <w:pPr>
+        <w:pStyle w:val="Heading3"/>
+        <w:pBdr>
+          <w:top w:val="single" w:sz="2" w:space="1" w:color="5A64C8"/>
+          <w:bottom w:val="single" w:sz="2" w:space="1" w:color="5A64C8"/>
+        </w:pBdr>
+        <w:spacing w:line="276" w:lineRule="auto"/>
+        <w:rPr>
+          <w:lang w:val="en-GB"/>
+        </w:rPr>
+      </w:pPr>
+      <w:r>
+        <w:rPr>
+          <w:color w:val="5A64C8"/>
+          <w:lang w:val="en-GB"/>
+        </w:rPr>
+        <w:t>ADDITIONAL EXPERIENCE</w:t>
+      </w:r>
+    </w:p>
     <w:p>
       <w:pPr>
         <w:pStyle w:val="Heading4"/>
@@ -2531,51 +3129,6 @@
         </w:rPr>
         <w:t>UK</w:t>
       </w:r>
-      <w:r>
-        <w:rPr>
-          <w:b w:val="0"/>
-          <w:sz w:val="18"/>
-          <w:szCs w:val="18"/>
-          <w:lang w:val="en-GB"/>
-        </w:rPr>
-        <w:t xml:space="preserve">, </w:t>
-      </w:r>
-      <w:r>
-        <w:rPr>
-          <w:b w:val="0"/>
-          <w:sz w:val="18"/>
-          <w:szCs w:val="18"/>
-          <w:lang w:val="en-GB"/>
-        </w:rPr>
-        <w:t xml:space="preserve">Aug </w:t>
-      </w:r>
-      <w:r>
-        <w:rPr>
-          <w:b w:val="0"/>
-          <w:sz w:val="18"/>
-          <w:szCs w:val="18"/>
-          <w:lang w:val="en-GB"/>
-        </w:rPr>
-        <w:t xml:space="preserve">2005 – </w:t>
-      </w:r>
-      <w:r>
-        <w:rPr>
-          <w:b w:val="0"/>
-          <w:sz w:val="18"/>
-          <w:szCs w:val="18"/>
-          <w:lang w:val="en-GB"/>
-        </w:rPr>
-        <w:t xml:space="preserve">Aug </w:t>
-      </w:r>
-      <w:r>
-        <w:rPr>
-          <w:b w:val="0"/>
-          <w:sz w:val="18"/>
-          <w:szCs w:val="18"/>
-          <w:lang w:val="en-GB"/>
-        </w:rPr>
-        <w:t>2007</w:t>
-      </w:r>
     </w:p>
     <w:p>
       <w:pPr>
@@ -2630,46 +3183,6 @@
         </w:rPr>
         <w:t>UK</w:t>
       </w:r>
-      <w:r>
-        <w:rPr>
-          <w:sz w:val="18"/>
-          <w:szCs w:val="18"/>
-          <w:lang w:val="en-GB"/>
-        </w:rPr>
-        <w:t xml:space="preserve">, </w:t>
-      </w:r>
-      <w:r>
-        <w:rPr>
-          <w:sz w:val="18"/>
-          <w:szCs w:val="18"/>
-          <w:lang w:val="en-GB"/>
-        </w:rPr>
-        <w:t xml:space="preserve">Jan </w:t>
-      </w:r>
-      <w:r>
-        <w:rPr>
-          <w:sz w:val="18"/>
-          <w:szCs w:val="18"/>
-          <w:lang w:val="en-GB"/>
-        </w:rPr>
-        <w:t xml:space="preserve">2004 – </w:t>
-      </w:r>
-      <w:r>
-        <w:rPr>
-          <w:sz w:val="18"/>
-          <w:szCs w:val="18"/>
-          <w:lang w:val="en-GB"/>
-        </w:rPr>
-        <w:t xml:space="preserve">Jul </w:t>
-      </w:r>
-      <w:r>
-        <w:rPr>
-          <w:sz w:val="18"/>
-          <w:szCs w:val="18"/>
-          <w:lang w:val="en-GB"/>
-        </w:rPr>
-        <w:t>2005</w:t>
-      </w:r>
     </w:p>
     <w:p>
       <w:pPr>
@@ -2688,7 +3201,7 @@
           <w:szCs w:val="18"/>
           <w:lang w:val="en-GB"/>
         </w:rPr>
-        <w:t>IT Systems Engineer (Advanced CCTV Systems)</w:t>
+        <w:t>Software Development Engineer</w:t>
       </w:r>
       <w:r>
         <w:rPr>
@@ -2705,487 +3218,90 @@
           <w:szCs w:val="18"/>
           <w:lang w:val="en-GB"/>
         </w:rPr>
-        <w:t>Astraguard</w:t>
-      </w:r>
-      <w:proofErr w:type="spellEnd"/>
-      <w:r>
-        <w:rPr>
-          <w:sz w:val="18"/>
-          <w:szCs w:val="18"/>
-          <w:lang w:val="en-GB"/>
-        </w:rPr>
-        <w:t xml:space="preserve"> Ltd, Sevenoaks, Kent, UK</w:t>
-      </w:r>
-      <w:r>
-        <w:rPr>
-          <w:sz w:val="18"/>
-          <w:szCs w:val="18"/>
-          <w:lang w:val="en-GB"/>
-        </w:rPr>
-        <w:t xml:space="preserve">, </w:t>
-      </w:r>
-      <w:r>
-        <w:rPr>
-          <w:sz w:val="18"/>
-          <w:szCs w:val="18"/>
-          <w:lang w:val="en-GB"/>
-        </w:rPr>
-        <w:t xml:space="preserve">Apr </w:t>
-      </w:r>
-      <w:r>
-        <w:rPr>
-          <w:sz w:val="18"/>
-          <w:szCs w:val="18"/>
-          <w:lang w:val="en-GB"/>
-        </w:rPr>
-        <w:t xml:space="preserve">2003 </w:t>
-      </w:r>
-      <w:r>
-        <w:rPr>
-          <w:sz w:val="18"/>
-          <w:szCs w:val="18"/>
-          <w:lang w:val="en-GB"/>
-        </w:rPr>
-        <w:t>– Dec</w:t>
-      </w:r>
-      <w:r>
-        <w:rPr>
-          <w:sz w:val="18"/>
-          <w:szCs w:val="18"/>
+        <w:t>Viewgate</w:t>
+      </w:r>
+      <w:proofErr w:type="spellEnd"/>
+      <w:r>
+        <w:rPr>
+          <w:sz w:val="18"/>
+          <w:szCs w:val="18"/>
+          <w:lang w:val="en-GB"/>
+        </w:rPr>
+        <w:t xml:space="preserve"> Networks, Sevenoaks, Kent, UK</w:t>
+      </w:r>
+    </w:p>
+    <w:p>
+      <w:pPr>
+        <w:spacing w:before="60" w:after="60" w:line="276" w:lineRule="auto"/>
+        <w:rPr>
+          <w:sz w:val="18"/>
+          <w:szCs w:val="18"/>
+          <w:lang w:val="en-GB"/>
+        </w:rPr>
+      </w:pPr>
+    </w:p>
+    <w:p>
+      <w:pPr>
+        <w:pStyle w:val="Heading3"/>
+        <w:pBdr>
+          <w:top w:val="single" w:sz="2" w:space="1" w:color="5A64C8"/>
+          <w:bottom w:val="single" w:sz="2" w:space="1" w:color="5A64C8"/>
+        </w:pBdr>
+        <w:spacing w:line="276" w:lineRule="auto"/>
+        <w:rPr>
+          <w:lang w:val="en-GB"/>
+        </w:rPr>
+      </w:pPr>
+      <w:r>
+        <w:rPr>
+          <w:color w:val="5A64C8"/>
+          <w:lang w:val="en-GB"/>
+        </w:rPr>
+        <w:t>EDUCAT</w:t>
+      </w:r>
+      <w:r>
+        <w:rPr>
+          <w:color w:val="5A64C8"/>
+          <w:lang w:val="en-GB"/>
+        </w:rPr>
+        <w:t>I</w:t>
+      </w:r>
+      <w:r>
+        <w:rPr>
+          <w:color w:val="5A64C8"/>
+          <w:lang w:val="en-GB"/>
+        </w:rPr>
+        <w:t>ON</w:t>
+      </w:r>
+      <w:r>
+        <w:rPr>
+          <w:color w:val="5A64C8"/>
           <w:lang w:val="en-GB"/>
         </w:rPr>
         <w:t xml:space="preserve"> </w:t>
       </w:r>
       <w:r>
         <w:rPr>
-          <w:sz w:val="18"/>
-          <w:szCs w:val="18"/>
-          <w:lang w:val="en-GB"/>
-        </w:rPr>
-        <w:t>2003</w:t>
-      </w:r>
-    </w:p>
-    <w:p>
-      <w:pPr>
-        <w:spacing w:before="60" w:after="60" w:line="276" w:lineRule="auto"/>
-        <w:rPr>
-          <w:sz w:val="18"/>
-          <w:szCs w:val="18"/>
-          <w:lang w:val="en-GB"/>
-        </w:rPr>
-      </w:pPr>
-      <w:r>
-        <w:rPr>
-          <w:b/>
-          <w:bCs/>
-          <w:sz w:val="18"/>
-          <w:szCs w:val="18"/>
-          <w:lang w:val="en-GB"/>
-        </w:rPr>
-        <w:t>Software Development Engineer</w:t>
-      </w:r>
-      <w:r>
-        <w:rPr>
-          <w:sz w:val="18"/>
-          <w:szCs w:val="18"/>
-          <w:lang w:val="en-GB"/>
-        </w:rPr>
-        <w:t xml:space="preserve"> | </w:t>
-      </w:r>
-      <w:proofErr w:type="spellStart"/>
-      <w:r>
-        <w:rPr>
-          <w:sz w:val="18"/>
-          <w:szCs w:val="18"/>
-          <w:lang w:val="en-GB"/>
-        </w:rPr>
-        <w:t>Viewgate</w:t>
-      </w:r>
-      <w:proofErr w:type="spellEnd"/>
-      <w:r>
-        <w:rPr>
-          <w:sz w:val="18"/>
-          <w:szCs w:val="18"/>
-          <w:lang w:val="en-GB"/>
-        </w:rPr>
-        <w:t xml:space="preserve"> Networks, Sevenoaks, Kent, UK</w:t>
-      </w:r>
-      <w:r>
-        <w:rPr>
-          <w:sz w:val="18"/>
-          <w:szCs w:val="18"/>
-          <w:lang w:val="en-GB"/>
-        </w:rPr>
-        <w:t xml:space="preserve">, </w:t>
-      </w:r>
-      <w:r>
-        <w:rPr>
-          <w:sz w:val="18"/>
-          <w:szCs w:val="18"/>
-          <w:lang w:val="en-GB"/>
-        </w:rPr>
-        <w:t xml:space="preserve">Dec </w:t>
-      </w:r>
-      <w:r>
-        <w:rPr>
-          <w:sz w:val="18"/>
-          <w:szCs w:val="18"/>
-          <w:lang w:val="en-GB"/>
-        </w:rPr>
-        <w:t xml:space="preserve">1999 – </w:t>
-      </w:r>
-      <w:r>
-        <w:rPr>
-          <w:sz w:val="18"/>
-          <w:szCs w:val="18"/>
-          <w:lang w:val="en-GB"/>
-        </w:rPr>
-        <w:t xml:space="preserve">Aug </w:t>
-      </w:r>
-      <w:r>
-        <w:rPr>
-          <w:sz w:val="18"/>
-          <w:szCs w:val="18"/>
-          <w:lang w:val="en-GB"/>
-        </w:rPr>
-        <w:t>2002</w:t>
-      </w:r>
-    </w:p>
-    <w:p>
-      <w:pPr>
-        <w:spacing w:before="60" w:after="60" w:line="276" w:lineRule="auto"/>
-        <w:rPr>
-          <w:bCs/>
-          <w:sz w:val="18"/>
-          <w:szCs w:val="18"/>
-          <w:lang w:val="en-GB"/>
-        </w:rPr>
-      </w:pPr>
-      <w:r>
-        <w:rPr>
-          <w:b/>
-          <w:bCs/>
-          <w:sz w:val="18"/>
-          <w:szCs w:val="18"/>
-          <w:lang w:val="en-GB"/>
-        </w:rPr>
-        <w:t>Simulator Maintenance &amp; Development Engineer</w:t>
-      </w:r>
-      <w:r>
-        <w:rPr>
-          <w:bCs/>
-          <w:sz w:val="18"/>
-          <w:szCs w:val="18"/>
-          <w:lang w:val="en-GB"/>
-        </w:rPr>
-        <w:t xml:space="preserve"> | </w:t>
-      </w:r>
-      <w:proofErr w:type="spellStart"/>
-      <w:r>
-        <w:rPr>
-          <w:bCs/>
-          <w:sz w:val="18"/>
-          <w:szCs w:val="18"/>
-          <w:lang w:val="en-GB"/>
-        </w:rPr>
-        <w:t>Magnox</w:t>
-      </w:r>
-      <w:proofErr w:type="spellEnd"/>
-      <w:r>
-        <w:rPr>
-          <w:bCs/>
-          <w:sz w:val="18"/>
-          <w:szCs w:val="18"/>
-          <w:lang w:val="en-GB"/>
-        </w:rPr>
-        <w:t xml:space="preserve"> Electric, </w:t>
-      </w:r>
-      <w:proofErr w:type="spellStart"/>
-      <w:r>
-        <w:rPr>
-          <w:bCs/>
-          <w:sz w:val="18"/>
-          <w:szCs w:val="18"/>
-          <w:lang w:val="en-GB"/>
-        </w:rPr>
-        <w:t>Oldbury</w:t>
-      </w:r>
-      <w:proofErr w:type="spellEnd"/>
-      <w:r>
-        <w:rPr>
-          <w:bCs/>
-          <w:sz w:val="18"/>
-          <w:szCs w:val="18"/>
+          <w:color w:val="5A64C8"/>
+          <w:lang w:val="en-GB"/>
+        </w:rPr>
+        <w:t>&amp;</w:t>
+      </w:r>
+      <w:r>
+        <w:rPr>
+          <w:color w:val="5A64C8"/>
           <w:lang w:val="en-GB"/>
         </w:rPr>
         <w:t xml:space="preserve"> </w:t>
       </w:r>
       <w:r>
         <w:rPr>
-          <w:bCs/>
-          <w:sz w:val="18"/>
-          <w:szCs w:val="18"/>
-          <w:lang w:val="en-GB"/>
-        </w:rPr>
-        <w:t xml:space="preserve">Training Centre, </w:t>
-      </w:r>
-      <w:r>
-        <w:rPr>
-          <w:bCs/>
-          <w:sz w:val="18"/>
-          <w:szCs w:val="18"/>
-          <w:lang w:val="en-GB"/>
-        </w:rPr>
-        <w:t>Glos</w:t>
-      </w:r>
-      <w:r>
-        <w:rPr>
-          <w:bCs/>
-          <w:sz w:val="18"/>
-          <w:szCs w:val="18"/>
-          <w:lang w:val="en-GB"/>
-        </w:rPr>
-        <w:t>, UK</w:t>
-      </w:r>
-      <w:r>
-        <w:rPr>
-          <w:bCs/>
-          <w:sz w:val="18"/>
-          <w:szCs w:val="18"/>
-          <w:lang w:val="en-GB"/>
-        </w:rPr>
-        <w:t xml:space="preserve">, </w:t>
-      </w:r>
-      <w:r>
-        <w:rPr>
-          <w:bCs/>
-          <w:sz w:val="18"/>
-          <w:szCs w:val="18"/>
-          <w:lang w:val="en-GB"/>
-        </w:rPr>
-        <w:t xml:space="preserve">May </w:t>
-      </w:r>
-      <w:r>
-        <w:rPr>
-          <w:bCs/>
-          <w:sz w:val="18"/>
-          <w:szCs w:val="18"/>
-          <w:lang w:val="en-GB"/>
-        </w:rPr>
-        <w:t xml:space="preserve">1996 – </w:t>
-      </w:r>
-      <w:r>
-        <w:rPr>
-          <w:bCs/>
-          <w:sz w:val="18"/>
-          <w:szCs w:val="18"/>
-          <w:lang w:val="en-GB"/>
-        </w:rPr>
-        <w:t xml:space="preserve">Dec </w:t>
-      </w:r>
-      <w:r>
-        <w:rPr>
-          <w:bCs/>
-          <w:sz w:val="18"/>
-          <w:szCs w:val="18"/>
-          <w:lang w:val="en-GB"/>
-        </w:rPr>
-        <w:t>1999</w:t>
-      </w:r>
-    </w:p>
-    <w:p>
-      <w:pPr>
-        <w:spacing w:before="60" w:after="60" w:line="276" w:lineRule="auto"/>
-        <w:rPr>
-          <w:sz w:val="18"/>
-          <w:szCs w:val="18"/>
-          <w:lang w:val="en-GB"/>
-        </w:rPr>
-      </w:pPr>
-      <w:r>
-        <w:rPr>
-          <w:b/>
-          <w:bCs/>
-          <w:sz w:val="18"/>
-          <w:szCs w:val="18"/>
-          <w:lang w:val="en-GB"/>
-        </w:rPr>
-        <w:t>Control &amp; Instrumentation Engineer</w:t>
-      </w:r>
-      <w:r>
-        <w:rPr>
-          <w:sz w:val="18"/>
-          <w:szCs w:val="18"/>
-          <w:lang w:val="en-GB"/>
-        </w:rPr>
-        <w:t xml:space="preserve"> | </w:t>
-      </w:r>
-      <w:r>
-        <w:rPr>
-          <w:sz w:val="18"/>
-          <w:szCs w:val="18"/>
-          <w:lang w:val="en-GB"/>
-        </w:rPr>
-        <w:t xml:space="preserve">Nuclear Electric plc, Berkeley Technology Centre, </w:t>
-      </w:r>
-      <w:proofErr w:type="spellStart"/>
-      <w:r>
-        <w:rPr>
-          <w:sz w:val="18"/>
-          <w:szCs w:val="18"/>
-          <w:lang w:val="en-GB"/>
-        </w:rPr>
-        <w:t>Glos</w:t>
-      </w:r>
-      <w:proofErr w:type="spellEnd"/>
-      <w:r>
-        <w:rPr>
-          <w:sz w:val="18"/>
-          <w:szCs w:val="18"/>
-          <w:lang w:val="en-GB"/>
-        </w:rPr>
-        <w:t>, UK</w:t>
-      </w:r>
-      <w:r>
-        <w:rPr>
-          <w:sz w:val="18"/>
-          <w:szCs w:val="18"/>
-          <w:lang w:val="en-GB"/>
-        </w:rPr>
-        <w:t xml:space="preserve">, </w:t>
-      </w:r>
-      <w:r>
-        <w:rPr>
-          <w:sz w:val="18"/>
-          <w:szCs w:val="18"/>
-          <w:lang w:val="en-GB"/>
-        </w:rPr>
-        <w:t xml:space="preserve">Jun </w:t>
-      </w:r>
-      <w:r>
-        <w:rPr>
-          <w:sz w:val="18"/>
-          <w:szCs w:val="18"/>
-          <w:lang w:val="en-GB"/>
-        </w:rPr>
-        <w:t xml:space="preserve">1989 – </w:t>
-      </w:r>
-      <w:r>
-        <w:rPr>
-          <w:sz w:val="18"/>
-          <w:szCs w:val="18"/>
-          <w:lang w:val="en-GB"/>
-        </w:rPr>
-        <w:t xml:space="preserve">May </w:t>
-      </w:r>
-      <w:r>
-        <w:rPr>
-          <w:sz w:val="18"/>
-          <w:szCs w:val="18"/>
-          <w:lang w:val="en-GB"/>
-        </w:rPr>
-        <w:t>1996</w:t>
-      </w:r>
-    </w:p>
-    <w:p>
-      <w:pPr>
-        <w:spacing w:before="60" w:after="60" w:line="276" w:lineRule="auto"/>
-        <w:rPr>
-          <w:sz w:val="18"/>
-          <w:szCs w:val="18"/>
-          <w:lang w:val="en-GB"/>
-        </w:rPr>
-      </w:pPr>
-    </w:p>
-    <w:tbl>
-      <w:tblPr>
-        <w:tblW w:w="10845" w:type="dxa"/>
-        <w:tblBorders>
-          <w:top w:val="single" w:sz="2" w:space="0" w:color="5A64C8"/>
-          <w:bottom w:val="single" w:sz="2" w:space="0" w:color="5A64C8"/>
-        </w:tblBorders>
-        <w:tblLayout w:type="fixed"/>
-        <w:tblCellMar>
-          <w:left w:w="10" w:type="dxa"/>
-          <w:right w:w="10" w:type="dxa"/>
-        </w:tblCellMar>
-        <w:tblLook w:val="0000"/>
-      </w:tblPr>
-      <w:tblGrid>
-        <w:gridCol w:w="10845"/>
-      </w:tblGrid>
-      <w:tr>
-        <w:trPr>
-          <w:trHeight w:val="358"/>
-        </w:trPr>
-        <w:tc>
-          <w:tcPr>
-            <w:tcW w:w="10845" w:type="dxa"/>
-            <w:tcMar>
-              <w:left w:w="0" w:type="dxa"/>
-            </w:tcMar>
-          </w:tcPr>
-          <w:p>
-            <w:pPr>
-              <w:pStyle w:val="Heading3"/>
-              <w:spacing w:line="276" w:lineRule="auto"/>
-              <w:rPr>
-                <w:lang w:val="en-GB"/>
-              </w:rPr>
-            </w:pPr>
-            <w:r>
-              <w:rPr>
-                <w:color w:val="5A64C8"/>
-                <w:lang w:val="en-GB"/>
-              </w:rPr>
-              <w:t>EDUCAT</w:t>
-            </w:r>
-            <w:r>
-              <w:rPr>
-                <w:color w:val="5A64C8"/>
-                <w:lang w:val="en-GB"/>
-              </w:rPr>
-              <w:t>I</w:t>
-            </w:r>
-            <w:r>
-              <w:rPr>
-                <w:color w:val="5A64C8"/>
-                <w:lang w:val="en-GB"/>
-              </w:rPr>
-              <w:t>ON</w:t>
-            </w:r>
-            <w:r>
-              <w:rPr>
-                <w:color w:val="5A64C8"/>
-                <w:lang w:val="en-GB"/>
-              </w:rPr>
-              <w:t xml:space="preserve"> </w:t>
-            </w:r>
-            <w:r>
-              <w:rPr>
-                <w:color w:val="5A64C8"/>
-                <w:lang w:val="en-GB"/>
-              </w:rPr>
-              <w:t>&amp;</w:t>
-            </w:r>
-            <w:r>
-              <w:rPr>
-                <w:color w:val="5A64C8"/>
-                <w:lang w:val="en-GB"/>
-              </w:rPr>
-              <w:t xml:space="preserve"> </w:t>
-            </w:r>
-            <w:r>
-              <w:rPr>
-                <w:color w:val="5A64C8"/>
-                <w:lang w:val="en-GB"/>
-              </w:rPr>
-              <w:t>PROFESSIONAL ACCREDITATIONS</w:t>
-            </w:r>
-          </w:p>
-        </w:tc>
-      </w:tr>
-    </w:tbl>
+          <w:color w:val="5A64C8"/>
+          <w:lang w:val="en-GB"/>
+        </w:rPr>
+        <w:t>PROFESSIONAL ACCREDITATIONS</w:t>
+      </w:r>
+    </w:p>
     <w:p>
       <w:pPr>
         <w:pStyle w:val="Heading4"/>
@@ -3232,25 +3348,7 @@
           <w:szCs w:val="18"/>
           <w:lang w:val="en-GB"/>
         </w:rPr>
-        <w:t>Engineering Council, UK</w:t>
-      </w:r>
-      <w:r>
-        <w:rPr>
-          <w:b w:val="0"/>
-          <w:sz w:val="18"/>
-          <w:szCs w:val="18"/>
-          <w:lang w:val="en-GB"/>
-        </w:rPr>
-        <w:t xml:space="preserve">, </w:t>
-      </w:r>
-      <w:r>
-        <w:rPr>
-          <w:b w:val="0"/>
-          <w:sz w:val="18"/>
-          <w:szCs w:val="18"/>
-          <w:lang w:val="en-GB"/>
-        </w:rPr>
-        <w:t>since 2005</w:t>
+        <w:t>Engineering Council</w:t>
       </w:r>
     </w:p>
     <w:p>
@@ -3310,16 +3408,7 @@
           <w:szCs w:val="18"/>
           <w:lang w:val="en-GB"/>
         </w:rPr>
-        <w:t xml:space="preserve">formerly IEE) </w:t>
-      </w:r>
-      <w:r>
-        <w:rPr>
-          <w:bCs/>
-          <w:sz w:val="18"/>
-          <w:szCs w:val="18"/>
-          <w:lang w:val="en-GB"/>
-        </w:rPr>
-        <w:t>, since 1993</w:t>
+        <w:t>formerly IEE)</w:t>
       </w:r>
     </w:p>
     <w:p>
@@ -3428,33 +3517,6 @@
         </w:rPr>
         <w:t xml:space="preserve"> London, UK</w:t>
       </w:r>
-      <w:r>
-        <w:rPr>
-          <w:bCs/>
-          <w:sz w:val="18"/>
-          <w:szCs w:val="18"/>
-          <w:lang w:val="en-GB"/>
-        </w:rPr>
-        <w:t xml:space="preserve">, </w:t>
-      </w:r>
-      <w:r>
-        <w:rPr>
-          <w:bCs/>
-          <w:sz w:val="18"/>
-          <w:szCs w:val="18"/>
-          <w:lang w:val="en-GB"/>
-        </w:rPr>
-        <w:t xml:space="preserve">since </w:t>
-      </w:r>
-      <w:r>
-        <w:rPr>
-          <w:bCs/>
-          <w:sz w:val="18"/>
-          <w:szCs w:val="18"/>
-          <w:lang w:val="en-GB"/>
-        </w:rPr>
-        <w:t>1992</w:t>
-      </w:r>
     </w:p>
     <w:p>
       <w:pPr>
@@ -3466,53 +3528,26 @@
         </w:rPr>
       </w:pPr>
     </w:p>
-    <w:tbl>
-      <w:tblPr>
-        <w:tblW w:w="10845" w:type="dxa"/>
-        <w:tblBorders>
-          <w:top w:val="single" w:sz="2" w:space="0" w:color="5A64C8"/>
-          <w:bottom w:val="single" w:sz="2" w:space="0" w:color="5A64C8"/>
-        </w:tblBorders>
-        <w:tblLayout w:type="fixed"/>
-        <w:tblCellMar>
-          <w:left w:w="10" w:type="dxa"/>
-          <w:right w:w="10" w:type="dxa"/>
-        </w:tblCellMar>
-        <w:tblLook w:val="0000"/>
-      </w:tblPr>
-      <w:tblGrid>
-        <w:gridCol w:w="10845"/>
-      </w:tblGrid>
-      <w:tr>
-        <w:trPr>
-          <w:trHeight w:val="358"/>
-        </w:trPr>
-        <w:tc>
-          <w:tcPr>
-            <w:tcW w:w="10845" w:type="dxa"/>
-            <w:tcMar>
-              <w:left w:w="0" w:type="dxa"/>
-            </w:tcMar>
-          </w:tcPr>
-          <w:p>
-            <w:pPr>
-              <w:pStyle w:val="Heading3"/>
-              <w:spacing w:line="276" w:lineRule="auto"/>
-              <w:rPr>
-                <w:lang w:val="en-GB"/>
-              </w:rPr>
-            </w:pPr>
-            <w:r>
-              <w:rPr>
-                <w:color w:val="5A64C8"/>
-                <w:lang w:val="en-GB"/>
-              </w:rPr>
-              <w:t>TECHNICAL CERTIFICATIONS</w:t>
-            </w:r>
-          </w:p>
-        </w:tc>
-      </w:tr>
-    </w:tbl>
+    <w:p>
+      <w:pPr>
+        <w:pStyle w:val="Heading3"/>
+        <w:pBdr>
+          <w:top w:val="single" w:sz="2" w:space="1" w:color="5A64C8"/>
+          <w:bottom w:val="single" w:sz="2" w:space="1" w:color="5A64C8"/>
+        </w:pBdr>
+        <w:spacing w:line="276" w:lineRule="auto"/>
+        <w:rPr>
+          <w:lang w:val="en-GB"/>
+        </w:rPr>
+      </w:pPr>
+      <w:r>
+        <w:rPr>
+          <w:color w:val="5A64C8"/>
+          <w:lang w:val="en-GB"/>
+        </w:rPr>
+        <w:t>TECHNICAL CERTIFICATIONS</w:t>
+      </w:r>
+    </w:p>
     <w:p>
       <w:pPr>
         <w:pStyle w:val="Heading4"/>
@@ -3521,6 +3556,26 @@
         </w:tabs>
         <w:spacing w:before="120" w:after="60" w:line="276" w:lineRule="auto"/>
         <w:rPr>
+          <w:sz w:val="18"/>
+          <w:szCs w:val="18"/>
+          <w:lang w:val="en-GB"/>
+        </w:rPr>
+        <w:sectPr>
+          <w:pgSz w:w="11952" w:h="16848"/>
+          <w:pgMar w:top="720" w:right="576" w:bottom="720" w:left="576" w:header="0" w:footer="0" w:gutter="0"/>
+          <w:cols w:space="720"/>
+          <w:docGrid w:linePitch="360"/>
+        </w:sectPr>
+      </w:pPr>
+    </w:p>
+    <w:p>
+      <w:pPr>
+        <w:pStyle w:val="Heading4"/>
+        <w:tabs>
+          <w:tab w:val="right" w:pos="10320"/>
+        </w:tabs>
+        <w:spacing w:before="120" w:after="60" w:line="276" w:lineRule="auto"/>
+        <w:rPr>
           <w:b w:val="0"/>
           <w:sz w:val="18"/>
           <w:szCs w:val="18"/>
@@ -3533,6 +3588,7 @@
           <w:szCs w:val="18"/>
           <w:lang w:val="en-GB"/>
         </w:rPr>
+        <w:lastRenderedPageBreak/>
         <w:t>Linux Foundation CKA</w:t>
       </w:r>
       <w:r>
@@ -3571,16 +3627,7 @@
           <w:szCs w:val="18"/>
           <w:lang w:val="en-GB"/>
         </w:rPr>
-        <w:t>Admin,</w:t>
-      </w:r>
-      <w:r>
-        <w:rPr>
-          <w:b w:val="0"/>
-          <w:sz w:val="18"/>
-          <w:szCs w:val="18"/>
-          <w:lang w:val="en-GB"/>
-        </w:rPr>
-        <w:t xml:space="preserve"> 2021</w:t>
+        <w:t>Admin</w:t>
       </w:r>
     </w:p>
     <w:p>
@@ -3601,200 +3648,6 @@
           <w:szCs w:val="18"/>
           <w:lang w:val="en-GB"/>
         </w:rPr>
-        <w:t>IKM C# v4.0</w:t>
-      </w:r>
-      <w:r>
-        <w:rPr>
-          <w:bCs/>
-          <w:sz w:val="18"/>
-          <w:szCs w:val="18"/>
-          <w:lang w:val="en-GB"/>
-        </w:rPr>
-        <w:t xml:space="preserve"> | </w:t>
-      </w:r>
-      <w:r>
-        <w:rPr>
-          <w:bCs/>
-          <w:sz w:val="18"/>
-          <w:szCs w:val="18"/>
-          <w:lang w:val="en-GB"/>
-        </w:rPr>
-        <w:t xml:space="preserve">Developer, </w:t>
-      </w:r>
-      <w:r>
-        <w:rPr>
-          <w:bCs/>
-          <w:sz w:val="18"/>
-          <w:szCs w:val="18"/>
-          <w:lang w:val="en-GB"/>
-        </w:rPr>
-        <w:t xml:space="preserve">Score </w:t>
-      </w:r>
-      <w:r>
-        <w:rPr>
-          <w:bCs/>
-          <w:sz w:val="18"/>
-          <w:szCs w:val="18"/>
-          <w:lang w:val="en-GB"/>
-        </w:rPr>
-        <w:t>99/100</w:t>
-      </w:r>
-      <w:r>
-        <w:rPr>
-          <w:bCs/>
-          <w:sz w:val="18"/>
-          <w:szCs w:val="18"/>
-          <w:lang w:val="en-GB"/>
-        </w:rPr>
-        <w:t xml:space="preserve">, </w:t>
-      </w:r>
-      <w:r>
-        <w:rPr>
-          <w:bCs/>
-          <w:sz w:val="18"/>
-          <w:szCs w:val="18"/>
-          <w:lang w:val="en-GB"/>
-        </w:rPr>
-        <w:t>2012</w:t>
-      </w:r>
-    </w:p>
-    <w:p>
-      <w:pPr>
-        <w:spacing w:before="60" w:after="60" w:line="276" w:lineRule="auto"/>
-        <w:rPr>
-          <w:bCs/>
-          <w:sz w:val="18"/>
-          <w:szCs w:val="18"/>
-          <w:lang w:val="en-GB"/>
-        </w:rPr>
-      </w:pPr>
-      <w:r>
-        <w:rPr>
-          <w:b/>
-          <w:bCs/>
-          <w:sz w:val="18"/>
-          <w:szCs w:val="18"/>
-          <w:lang w:val="en-GB"/>
-        </w:rPr>
-        <w:t xml:space="preserve">GS1 </w:t>
-      </w:r>
-      <w:proofErr w:type="spellStart"/>
-      <w:r>
-        <w:rPr>
-          <w:b/>
-          <w:bCs/>
-          <w:sz w:val="18"/>
-          <w:szCs w:val="18"/>
-          <w:lang w:val="en-GB"/>
-        </w:rPr>
-        <w:t>EPCg</w:t>
-      </w:r>
-      <w:r>
-        <w:rPr>
-          <w:b/>
-          <w:bCs/>
-          <w:sz w:val="18"/>
-          <w:szCs w:val="18"/>
-          <w:lang w:val="en-GB"/>
-        </w:rPr>
-        <w:t>lobal</w:t>
-      </w:r>
-      <w:proofErr w:type="spellEnd"/>
-      <w:r>
-        <w:rPr>
-          <w:bCs/>
-          <w:sz w:val="18"/>
-          <w:szCs w:val="18"/>
-          <w:lang w:val="en-GB"/>
-        </w:rPr>
-        <w:t xml:space="preserve"> |</w:t>
-      </w:r>
-      <w:r>
-        <w:rPr>
-          <w:bCs/>
-          <w:sz w:val="18"/>
-          <w:szCs w:val="18"/>
-          <w:lang w:val="en-GB"/>
-        </w:rPr>
-        <w:t xml:space="preserve"> Barcode and RFID Certification, 2011</w:t>
-      </w:r>
-    </w:p>
-    <w:p>
-      <w:pPr>
-        <w:spacing w:before="60" w:after="60" w:line="276" w:lineRule="auto"/>
-        <w:rPr>
-          <w:bCs/>
-          <w:sz w:val="18"/>
-          <w:szCs w:val="18"/>
-          <w:lang w:val="en-GB"/>
-        </w:rPr>
-      </w:pPr>
-      <w:r>
-        <w:rPr>
-          <w:b/>
-          <w:bCs/>
-          <w:sz w:val="18"/>
-          <w:szCs w:val="18"/>
-          <w:lang w:val="en-GB"/>
-        </w:rPr>
-        <w:t xml:space="preserve">MCAD </w:t>
-      </w:r>
-      <w:r>
-        <w:rPr>
-          <w:b/>
-          <w:bCs/>
-          <w:sz w:val="18"/>
-          <w:szCs w:val="18"/>
-          <w:lang w:val="en-GB"/>
-        </w:rPr>
-        <w:t>C#</w:t>
-      </w:r>
-      <w:r>
-        <w:rPr>
-          <w:bCs/>
-          <w:sz w:val="18"/>
-          <w:szCs w:val="18"/>
-          <w:lang w:val="en-GB"/>
-        </w:rPr>
-        <w:t xml:space="preserve"> | Developer</w:t>
-      </w:r>
-      <w:r>
-        <w:rPr>
-          <w:bCs/>
-          <w:sz w:val="18"/>
-          <w:szCs w:val="18"/>
-          <w:lang w:val="en-GB"/>
-        </w:rPr>
-        <w:t xml:space="preserve">, </w:t>
-      </w:r>
-      <w:r>
-        <w:rPr>
-          <w:bCs/>
-          <w:sz w:val="18"/>
-          <w:szCs w:val="18"/>
-          <w:lang w:val="en-GB"/>
-        </w:rPr>
-        <w:t>2003</w:t>
-      </w:r>
-    </w:p>
-    <w:p>
-      <w:pPr>
-        <w:spacing w:before="60" w:after="60" w:line="276" w:lineRule="auto"/>
-        <w:rPr>
-          <w:bCs/>
-          <w:sz w:val="18"/>
-          <w:szCs w:val="18"/>
-          <w:lang w:val="en-GB"/>
-        </w:rPr>
-      </w:pPr>
-      <w:r>
-        <w:rPr>
-          <w:b/>
-          <w:bCs/>
-          <w:sz w:val="18"/>
-          <w:szCs w:val="18"/>
-          <w:lang w:val="en-GB"/>
-        </w:rPr>
         <w:t>Cisco CCNA</w:t>
       </w:r>
       <w:r>
@@ -3806,137 +3659,34 @@
         </w:rPr>
         <w:t xml:space="preserve"> | Network Admin</w:t>
       </w:r>
-      <w:r>
-        <w:rPr>
-          <w:bCs/>
-          <w:sz w:val="18"/>
-          <w:szCs w:val="18"/>
-          <w:lang w:val="en-GB"/>
-        </w:rPr>
-        <w:t xml:space="preserve">, </w:t>
-      </w:r>
-      <w:r>
-        <w:rPr>
-          <w:bCs/>
-          <w:sz w:val="18"/>
-          <w:szCs w:val="18"/>
-          <w:lang w:val="en-GB"/>
-        </w:rPr>
-        <w:t>2002</w:t>
-      </w:r>
-    </w:p>
-    <w:p>
-      <w:pPr>
-        <w:spacing w:before="60" w:after="60" w:line="276" w:lineRule="auto"/>
-        <w:rPr>
-          <w:bCs/>
-          <w:sz w:val="18"/>
-          <w:szCs w:val="18"/>
-          <w:lang w:val="en-GB"/>
-        </w:rPr>
-      </w:pPr>
-      <w:r>
-        <w:rPr>
-          <w:b/>
-          <w:bCs/>
-          <w:sz w:val="18"/>
-          <w:szCs w:val="18"/>
-          <w:lang w:val="en-GB"/>
-        </w:rPr>
-        <w:t xml:space="preserve">Microsoft </w:t>
-      </w:r>
-      <w:r>
-        <w:rPr>
-          <w:b/>
-          <w:bCs/>
-          <w:sz w:val="18"/>
-          <w:szCs w:val="18"/>
-          <w:lang w:val="en-GB"/>
-        </w:rPr>
-        <w:t>MCSE NT4</w:t>
-      </w:r>
-      <w:r>
-        <w:rPr>
-          <w:bCs/>
-          <w:sz w:val="18"/>
-          <w:szCs w:val="18"/>
-          <w:lang w:val="en-GB"/>
-        </w:rPr>
-        <w:t xml:space="preserve"> | System Admin</w:t>
-      </w:r>
-      <w:r>
-        <w:rPr>
-          <w:bCs/>
-          <w:sz w:val="18"/>
-          <w:szCs w:val="18"/>
-          <w:lang w:val="en-GB"/>
-        </w:rPr>
-        <w:t xml:space="preserve">, </w:t>
-      </w:r>
-      <w:r>
-        <w:rPr>
-          <w:bCs/>
-          <w:sz w:val="18"/>
-          <w:szCs w:val="18"/>
-          <w:lang w:val="en-GB"/>
-        </w:rPr>
-        <w:t>1999</w:t>
-      </w:r>
-    </w:p>
-    <w:p>
-      <w:pPr>
-        <w:rPr>
-          <w:lang w:val="en-GB"/>
-        </w:rPr>
-      </w:pPr>
-    </w:p>
-    <w:tbl>
-      <w:tblPr>
-        <w:tblW w:w="10845" w:type="dxa"/>
-        <w:tblBorders>
-          <w:top w:val="single" w:sz="2" w:space="0" w:color="5A64C8"/>
-          <w:bottom w:val="single" w:sz="2" w:space="0" w:color="5A64C8"/>
-        </w:tblBorders>
-        <w:tblLayout w:type="fixed"/>
-        <w:tblCellMar>
-          <w:left w:w="10" w:type="dxa"/>
-          <w:right w:w="10" w:type="dxa"/>
-        </w:tblCellMar>
-        <w:tblLook w:val="0000"/>
-      </w:tblPr>
-      <w:tblGrid>
-        <w:gridCol w:w="10845"/>
-      </w:tblGrid>
-      <w:tr>
-        <w:trPr>
-          <w:trHeight w:val="358"/>
-        </w:trPr>
-        <w:tc>
-          <w:tcPr>
-            <w:tcW w:w="10845" w:type="dxa"/>
-            <w:tcMar>
-              <w:left w:w="0" w:type="dxa"/>
-            </w:tcMar>
-          </w:tcPr>
-          <w:p>
-            <w:pPr>
-              <w:pStyle w:val="Heading3"/>
-              <w:spacing w:line="276" w:lineRule="auto"/>
-              <w:rPr>
-                <w:lang w:val="en-GB"/>
-              </w:rPr>
-            </w:pPr>
-            <w:r>
-              <w:rPr>
-                <w:color w:val="5A64C8"/>
-                <w:lang w:val="en-GB"/>
-              </w:rPr>
-              <w:t>OPEN-SOURCE CONTRIBUTIONS &amp; COMMUNITY INVOLVEMENT</w:t>
-            </w:r>
-          </w:p>
-        </w:tc>
-      </w:tr>
-    </w:tbl>
+    </w:p>
+    <w:p>
+      <w:pPr>
+        <w:rPr>
+          <w:lang w:val="en-GB"/>
+        </w:rPr>
+      </w:pPr>
+    </w:p>
+    <w:p>
+      <w:pPr>
+        <w:pStyle w:val="Heading3"/>
+        <w:pBdr>
+          <w:top w:val="single" w:sz="2" w:space="1" w:color="5A64C8"/>
+          <w:bottom w:val="single" w:sz="2" w:space="1" w:color="5A64C8"/>
+        </w:pBdr>
+        <w:spacing w:line="276" w:lineRule="auto"/>
+        <w:rPr>
+          <w:lang w:val="en-GB"/>
+        </w:rPr>
+      </w:pPr>
+      <w:r>
+        <w:rPr>
+          <w:color w:val="5A64C8"/>
+          <w:lang w:val="en-GB"/>
+        </w:rPr>
+        <w:t>OPEN-SOURCE CONTRIBUTIONS &amp; COMMUNITY INVOLVEMENT</w:t>
+      </w:r>
+    </w:p>
     <w:p>
       <w:pPr>
         <w:pStyle w:val="Heading4"/>
@@ -4118,7 +3868,16 @@
           <w:szCs w:val="18"/>
           <w:lang w:val="en-GB"/>
         </w:rPr>
-        <w:t xml:space="preserve"> CLI UI) | Contributor</w:t>
+        <w:t xml:space="preserve"> CLI UI) | </w:t>
+      </w:r>
+      <w:r>
+        <w:rPr>
+          <w:bCs/>
+          <w:sz w:val="18"/>
+          <w:szCs w:val="18"/>
+          <w:lang w:val="en-GB"/>
+        </w:rPr>
+        <w:t>Contributor</w:t>
       </w:r>
       <w:r>
         <w:rPr>
@@ -4333,6 +4092,7 @@
           <w:lang w:val="en-GB"/>
         </w:rPr>
       </w:pPr>
+      <w:proofErr w:type="spellStart"/>
       <w:r>
         <w:rPr>
           <w:b/>
@@ -4341,8 +4101,9 @@
           <w:szCs w:val="18"/>
           <w:lang w:val="en-GB"/>
         </w:rPr>
-        <w:t>Octopus Deploy Task Template library</w:t>
-      </w:r>
+        <w:t>Kube</w:t>
+      </w:r>
+      <w:proofErr w:type="spellEnd"/>
       <w:r>
         <w:rPr>
           <w:b/>
@@ -4351,25 +4112,34 @@
           <w:szCs w:val="18"/>
           <w:lang w:val="en-GB"/>
         </w:rPr>
-        <w:t xml:space="preserve"> PRs</w:t>
-      </w:r>
-      <w:r>
-        <w:rPr>
-          <w:bCs/>
-          <w:sz w:val="18"/>
-          <w:szCs w:val="18"/>
-          <w:lang w:val="en-GB"/>
-        </w:rPr>
-        <w:t xml:space="preserve"> | Contributor</w:t>
-      </w:r>
-      <w:r>
-        <w:rPr>
-          <w:bCs/>
-          <w:sz w:val="18"/>
-          <w:szCs w:val="18"/>
-          <w:lang w:val="en-GB"/>
-        </w:rPr>
-        <w:t xml:space="preserve"> | </w:t>
+        <w:t>-Prometheus documentation</w:t>
+      </w:r>
+      <w:r>
+        <w:rPr>
+          <w:bCs/>
+          <w:sz w:val="18"/>
+          <w:szCs w:val="18"/>
+          <w:lang w:val="en-GB"/>
+        </w:rPr>
+        <w:t xml:space="preserve"> </w:t>
+      </w:r>
+      <w:r>
+        <w:rPr>
+          <w:bCs/>
+          <w:sz w:val="18"/>
+          <w:szCs w:val="18"/>
+          <w:lang w:val="en-GB"/>
+        </w:rPr>
+        <w:t xml:space="preserve">| Contributor </w:t>
+      </w:r>
+      <w:r>
+        <w:rPr>
+          <w:bCs/>
+          <w:sz w:val="18"/>
+          <w:szCs w:val="18"/>
+          <w:lang w:val="en-GB"/>
+        </w:rPr>
+        <w:t xml:space="preserve">| </w:t>
       </w:r>
       <w:proofErr w:type="spellStart"/>
       <w:r>
@@ -4385,6 +4155,33 @@
     </w:p>
     <w:p>
       <w:pPr>
+        <w:rPr>
+          <w:lang w:val="en-GB"/>
+        </w:rPr>
+      </w:pPr>
+    </w:p>
+    <w:p>
+      <w:pPr>
+        <w:pStyle w:val="Heading3"/>
+        <w:pBdr>
+          <w:top w:val="single" w:sz="2" w:space="1" w:color="5A64C8"/>
+          <w:bottom w:val="single" w:sz="2" w:space="1" w:color="5A64C8"/>
+        </w:pBdr>
+        <w:spacing w:line="276" w:lineRule="auto"/>
+        <w:rPr>
+          <w:lang w:val="en-GB"/>
+        </w:rPr>
+      </w:pPr>
+      <w:r>
+        <w:rPr>
+          <w:color w:val="5A64C8"/>
+          <w:lang w:val="en-GB"/>
+        </w:rPr>
+        <w:t>ADDITIONAL INFORMATION</w:t>
+      </w:r>
+    </w:p>
+    <w:p>
+      <w:pPr>
         <w:spacing w:before="60" w:after="60" w:line="276" w:lineRule="auto"/>
         <w:rPr>
           <w:bCs/>
@@ -4401,8 +4198,27 @@
           <w:szCs w:val="18"/>
           <w:lang w:val="en-GB"/>
         </w:rPr>
-        <w:t xml:space="preserve">Python 2.x core </w:t>
-      </w:r>
+        <w:t>Previously voluntary roles</w:t>
+      </w:r>
+      <w:r>
+        <w:rPr>
+          <w:bCs/>
+          <w:sz w:val="18"/>
+          <w:szCs w:val="18"/>
+          <w:lang w:val="en-GB"/>
+        </w:rPr>
+        <w:t xml:space="preserve"> | Parent Governor, Parish Councillor</w:t>
+      </w:r>
+    </w:p>
+    <w:p>
+      <w:pPr>
+        <w:rPr>
+          <w:bCs/>
+          <w:sz w:val="18"/>
+          <w:szCs w:val="18"/>
+          <w:lang w:val="en-GB"/>
+        </w:rPr>
+      </w:pPr>
       <w:proofErr w:type="spellStart"/>
       <w:r>
         <w:rPr>
@@ -4412,7 +4228,7 @@
           <w:szCs w:val="18"/>
           <w:lang w:val="en-GB"/>
         </w:rPr>
-        <w:t>finalizer</w:t>
+        <w:t>Pickleball</w:t>
       </w:r>
       <w:proofErr w:type="spellEnd"/>
       <w:r>
@@ -4423,564 +4239,150 @@
           <w:szCs w:val="18"/>
           <w:lang w:val="en-GB"/>
         </w:rPr>
+        <w:t xml:space="preserve"> player</w:t>
+      </w:r>
+      <w:r>
+        <w:rPr>
+          <w:lang w:val="en-GB"/>
+        </w:rPr>
         <w:t xml:space="preserve"> </w:t>
       </w:r>
       <w:r>
         <w:rPr>
+          <w:bCs/>
+          <w:sz w:val="18"/>
+          <w:szCs w:val="18"/>
+          <w:lang w:val="en-GB"/>
+        </w:rPr>
+        <w:t>| DUPR rating 3.0-3.5</w:t>
+      </w:r>
+    </w:p>
+    <w:p>
+      <w:pPr>
+        <w:rPr>
+          <w:lang w:val="en-GB"/>
+        </w:rPr>
+      </w:pPr>
+      <w:r>
+        <w:rPr>
           <w:b/>
-          <w:bCs/>
-          <w:sz w:val="18"/>
-          <w:szCs w:val="18"/>
-          <w:lang w:val="en-GB"/>
-        </w:rPr>
-        <w:t>bug repro contributor</w:t>
-      </w:r>
-      <w:r>
-        <w:rPr>
-          <w:bCs/>
-          <w:sz w:val="18"/>
-          <w:szCs w:val="18"/>
-          <w:lang w:val="en-GB"/>
-        </w:rPr>
-        <w:t xml:space="preserve"> </w:t>
-      </w:r>
-      <w:r>
-        <w:rPr>
-          <w:bCs/>
-          <w:sz w:val="18"/>
-          <w:szCs w:val="18"/>
-          <w:lang w:val="en-GB"/>
-        </w:rPr>
-        <w:t xml:space="preserve">| Contributor </w:t>
-      </w:r>
-      <w:r>
-        <w:rPr>
-          <w:bCs/>
-          <w:sz w:val="18"/>
-          <w:szCs w:val="18"/>
-          <w:lang w:val="en-GB"/>
-        </w:rPr>
-        <w:t>| Python.org community</w:t>
-      </w:r>
+          <w:lang w:val="en-GB"/>
+        </w:rPr>
+        <w:t>Private Pilot Licence</w:t>
+      </w:r>
+      <w:r>
+        <w:rPr>
+          <w:lang w:val="en-GB"/>
+        </w:rPr>
+        <w:t xml:space="preserve"> | JAA-PPL(A)/SEP</w:t>
+      </w:r>
+    </w:p>
+    <w:p>
+      <w:pPr>
+        <w:rPr>
+          <w:lang w:val="en-GB"/>
+        </w:rPr>
+      </w:pPr>
+    </w:p>
+    <w:p>
+      <w:pPr>
+        <w:rPr>
+          <w:lang w:val="en-GB"/>
+        </w:rPr>
+      </w:pPr>
+    </w:p>
+    <w:p>
+      <w:pPr>
+        <w:rPr>
+          <w:lang w:val="en-GB"/>
+        </w:rPr>
+      </w:pPr>
+    </w:p>
+    <w:p>
+      <w:pPr>
+        <w:rPr>
+          <w:lang w:val="en-GB"/>
+        </w:rPr>
+      </w:pPr>
+    </w:p>
+    <w:p>
+      <w:pPr>
+        <w:rPr>
+          <w:lang w:val="en-GB"/>
+        </w:rPr>
+      </w:pPr>
+    </w:p>
+    <w:p>
+      <w:pPr>
+        <w:rPr>
+          <w:lang w:val="en-GB"/>
+        </w:rPr>
+      </w:pPr>
+    </w:p>
+    <w:p>
+      <w:pPr>
+        <w:rPr>
+          <w:lang w:val="en-GB"/>
+        </w:rPr>
+      </w:pPr>
     </w:p>
     <w:p>
       <w:pPr>
         <w:spacing w:before="60" w:after="60" w:line="276" w:lineRule="auto"/>
-        <w:rPr>
-          <w:bCs/>
-          <w:sz w:val="18"/>
-          <w:szCs w:val="18"/>
-          <w:lang w:val="en-GB"/>
-        </w:rPr>
-      </w:pPr>
-      <w:proofErr w:type="spellStart"/>
-      <w:r>
-        <w:rPr>
-          <w:b/>
-          <w:bCs/>
-          <w:sz w:val="18"/>
-          <w:szCs w:val="18"/>
-          <w:lang w:val="en-GB"/>
-        </w:rPr>
-        <w:t>Kube</w:t>
-      </w:r>
-      <w:proofErr w:type="spellEnd"/>
-      <w:r>
-        <w:rPr>
-          <w:b/>
-          <w:bCs/>
-          <w:sz w:val="18"/>
-          <w:szCs w:val="18"/>
-          <w:lang w:val="en-GB"/>
-        </w:rPr>
-        <w:t>-Prometheus documentation</w:t>
-      </w:r>
-      <w:r>
-        <w:rPr>
-          <w:bCs/>
-          <w:sz w:val="18"/>
-          <w:szCs w:val="18"/>
-          <w:lang w:val="en-GB"/>
-        </w:rPr>
-        <w:t xml:space="preserve"> </w:t>
-      </w:r>
-      <w:r>
-        <w:rPr>
-          <w:bCs/>
-          <w:sz w:val="18"/>
-          <w:szCs w:val="18"/>
-          <w:lang w:val="en-GB"/>
-        </w:rPr>
-        <w:t xml:space="preserve">| Contributor </w:t>
-      </w:r>
-      <w:r>
-        <w:rPr>
-          <w:bCs/>
-          <w:sz w:val="18"/>
-          <w:szCs w:val="18"/>
-          <w:lang w:val="en-GB"/>
-        </w:rPr>
-        <w:t xml:space="preserve">| </w:t>
-      </w:r>
-      <w:proofErr w:type="spellStart"/>
-      <w:r>
-        <w:rPr>
-          <w:bCs/>
-          <w:sz w:val="18"/>
-          <w:szCs w:val="18"/>
-          <w:lang w:val="en-GB"/>
-        </w:rPr>
-        <w:t>GitHub</w:t>
-      </w:r>
-      <w:proofErr w:type="spellEnd"/>
-    </w:p>
-    <w:p>
-      <w:pPr>
-        <w:spacing w:before="60" w:after="60" w:line="276" w:lineRule="auto"/>
-        <w:rPr>
-          <w:bCs/>
-          <w:sz w:val="18"/>
-          <w:szCs w:val="18"/>
-          <w:lang w:val="en-GB"/>
-        </w:rPr>
-      </w:pPr>
-      <w:r>
-        <w:rPr>
-          <w:b/>
-          <w:bCs/>
-          <w:sz w:val="18"/>
-          <w:szCs w:val="18"/>
-          <w:lang w:val="en-GB"/>
-        </w:rPr>
-        <w:t>E</w:t>
-      </w:r>
-      <w:r>
-        <w:rPr>
-          <w:b/>
-          <w:bCs/>
-          <w:sz w:val="18"/>
-          <w:szCs w:val="18"/>
-          <w:lang w:val="en-GB"/>
-        </w:rPr>
-        <w:t>ngineering explainer</w:t>
-      </w:r>
-      <w:r>
-        <w:rPr>
-          <w:b/>
-          <w:bCs/>
-          <w:sz w:val="18"/>
-          <w:szCs w:val="18"/>
-          <w:lang w:val="en-GB"/>
-        </w:rPr>
-        <w:t xml:space="preserve"> docs and </w:t>
-      </w:r>
-      <w:r>
-        <w:rPr>
-          <w:b/>
-          <w:bCs/>
-          <w:sz w:val="18"/>
-          <w:szCs w:val="18"/>
-          <w:lang w:val="en-GB"/>
-        </w:rPr>
-        <w:t xml:space="preserve">internal </w:t>
-      </w:r>
-      <w:r>
-        <w:rPr>
-          <w:b/>
-          <w:bCs/>
-          <w:sz w:val="18"/>
-          <w:szCs w:val="18"/>
-          <w:lang w:val="en-GB"/>
-        </w:rPr>
-        <w:t>talks</w:t>
-      </w:r>
-      <w:r>
-        <w:rPr>
-          <w:bCs/>
-          <w:sz w:val="18"/>
-          <w:szCs w:val="18"/>
-          <w:lang w:val="en-GB"/>
-        </w:rPr>
-        <w:t xml:space="preserve"> (</w:t>
-      </w:r>
-      <w:proofErr w:type="spellStart"/>
-      <w:r>
-        <w:rPr>
-          <w:bCs/>
-          <w:sz w:val="18"/>
-          <w:szCs w:val="18"/>
-          <w:lang w:val="en-GB"/>
-        </w:rPr>
-        <w:t>Async</w:t>
-      </w:r>
-      <w:proofErr w:type="spellEnd"/>
-      <w:r>
-        <w:rPr>
-          <w:bCs/>
-          <w:sz w:val="18"/>
-          <w:szCs w:val="18"/>
-          <w:lang w:val="en-GB"/>
-        </w:rPr>
-        <w:t xml:space="preserve">/Await deadlocks, SQL transactions, </w:t>
-      </w:r>
-      <w:proofErr w:type="spellStart"/>
-      <w:r>
-        <w:rPr>
-          <w:bCs/>
-          <w:sz w:val="18"/>
-          <w:szCs w:val="18"/>
-          <w:lang w:val="en-GB"/>
-        </w:rPr>
-        <w:t>CGroup</w:t>
-      </w:r>
-      <w:proofErr w:type="spellEnd"/>
-      <w:r>
-        <w:rPr>
-          <w:bCs/>
-          <w:sz w:val="18"/>
-          <w:szCs w:val="18"/>
-          <w:lang w:val="en-GB"/>
-        </w:rPr>
-        <w:t xml:space="preserve"> throttling, etc.)</w:t>
-      </w:r>
-      <w:r>
-        <w:rPr>
-          <w:bCs/>
-          <w:sz w:val="18"/>
-          <w:szCs w:val="18"/>
-          <w:lang w:val="en-GB"/>
-        </w:rPr>
-        <w:t xml:space="preserve"> | Author</w:t>
-      </w:r>
-      <w:r>
-        <w:rPr>
-          <w:bCs/>
-          <w:sz w:val="18"/>
-          <w:szCs w:val="18"/>
-          <w:lang w:val="en-GB"/>
-        </w:rPr>
-        <w:t>/Presenter</w:t>
-      </w:r>
-    </w:p>
-    <w:p>
-      <w:pPr>
-        <w:rPr>
-          <w:lang w:val="en-GB"/>
-        </w:rPr>
-      </w:pPr>
-    </w:p>
-    <w:tbl>
-      <w:tblPr>
-        <w:tblW w:w="10845" w:type="dxa"/>
-        <w:tblBorders>
-          <w:top w:val="single" w:sz="2" w:space="0" w:color="5A64C8"/>
-          <w:bottom w:val="single" w:sz="2" w:space="0" w:color="5A64C8"/>
-        </w:tblBorders>
-        <w:tblLayout w:type="fixed"/>
-        <w:tblCellMar>
-          <w:left w:w="10" w:type="dxa"/>
-          <w:right w:w="10" w:type="dxa"/>
-        </w:tblCellMar>
-        <w:tblLook w:val="0000"/>
-      </w:tblPr>
-      <w:tblGrid>
-        <w:gridCol w:w="10845"/>
-      </w:tblGrid>
-      <w:tr>
-        <w:trPr>
-          <w:trHeight w:val="358"/>
-        </w:trPr>
-        <w:tc>
-          <w:tcPr>
-            <w:tcW w:w="10845" w:type="dxa"/>
-            <w:tcMar>
-              <w:left w:w="0" w:type="dxa"/>
-            </w:tcMar>
-          </w:tcPr>
-          <w:p>
-            <w:pPr>
-              <w:pStyle w:val="Heading3"/>
-              <w:spacing w:line="276" w:lineRule="auto"/>
-              <w:rPr>
-                <w:lang w:val="en-GB"/>
-              </w:rPr>
-            </w:pPr>
-            <w:r>
-              <w:rPr>
-                <w:color w:val="5A64C8"/>
-                <w:lang w:val="en-GB"/>
-              </w:rPr>
-              <w:t>ADDITIONAL INFORMATION</w:t>
-            </w:r>
-          </w:p>
-        </w:tc>
-      </w:tr>
-    </w:tbl>
-    <w:p>
-      <w:pPr>
-        <w:pStyle w:val="Heading4"/>
-        <w:tabs>
-          <w:tab w:val="right" w:pos="10320"/>
-        </w:tabs>
-        <w:spacing w:before="120" w:after="60" w:line="276" w:lineRule="auto"/>
-        <w:rPr>
-          <w:b w:val="0"/>
-          <w:sz w:val="18"/>
-          <w:szCs w:val="18"/>
-          <w:lang w:val="en-GB"/>
-        </w:rPr>
-      </w:pPr>
-      <w:r>
-        <w:rPr>
-          <w:sz w:val="18"/>
-          <w:szCs w:val="18"/>
-          <w:lang w:val="en-GB"/>
-        </w:rPr>
-        <w:t xml:space="preserve">Private Pilot Licence </w:t>
-      </w:r>
-      <w:r>
-        <w:rPr>
-          <w:b w:val="0"/>
-          <w:sz w:val="18"/>
-          <w:szCs w:val="18"/>
-          <w:lang w:val="en-GB"/>
-        </w:rPr>
-        <w:t xml:space="preserve">| </w:t>
-      </w:r>
-      <w:r>
-        <w:rPr>
-          <w:b w:val="0"/>
-          <w:sz w:val="18"/>
-          <w:szCs w:val="18"/>
-          <w:lang w:val="en-GB"/>
-        </w:rPr>
-        <w:t>JAA-</w:t>
-      </w:r>
-      <w:proofErr w:type="gramStart"/>
-      <w:r>
-        <w:rPr>
-          <w:b w:val="0"/>
-          <w:sz w:val="18"/>
-          <w:szCs w:val="18"/>
-          <w:lang w:val="en-GB"/>
-        </w:rPr>
-        <w:t>PPL(</w:t>
-      </w:r>
-      <w:proofErr w:type="gramEnd"/>
-      <w:r>
-        <w:rPr>
-          <w:b w:val="0"/>
-          <w:sz w:val="18"/>
-          <w:szCs w:val="18"/>
-          <w:lang w:val="en-GB"/>
-        </w:rPr>
-        <w:t>A)/SEP, 180 hours in the logbook</w:t>
-      </w:r>
-      <w:r>
-        <w:rPr>
-          <w:b w:val="0"/>
-          <w:sz w:val="18"/>
-          <w:szCs w:val="18"/>
-          <w:lang w:val="en-GB"/>
-        </w:rPr>
-        <w:t xml:space="preserve"> </w:t>
-      </w:r>
-    </w:p>
-    <w:p>
-      <w:pPr>
-        <w:spacing w:before="60" w:after="60" w:line="276" w:lineRule="auto"/>
-        <w:rPr>
-          <w:bCs/>
-          <w:sz w:val="18"/>
-          <w:szCs w:val="18"/>
-          <w:lang w:val="en-GB"/>
-        </w:rPr>
-      </w:pPr>
-      <w:r>
-        <w:rPr>
-          <w:b/>
-          <w:bCs/>
-          <w:sz w:val="18"/>
-          <w:szCs w:val="18"/>
-          <w:lang w:val="en-GB"/>
-        </w:rPr>
-        <w:t xml:space="preserve">Advanced </w:t>
-      </w:r>
-      <w:r>
-        <w:rPr>
-          <w:b/>
-          <w:bCs/>
-          <w:sz w:val="18"/>
-          <w:szCs w:val="18"/>
-          <w:lang w:val="en-GB"/>
-        </w:rPr>
-        <w:t>Driving Qualifications</w:t>
-      </w:r>
-      <w:r>
-        <w:rPr>
-          <w:bCs/>
-          <w:sz w:val="18"/>
-          <w:szCs w:val="18"/>
-          <w:lang w:val="en-GB"/>
-        </w:rPr>
-        <w:t xml:space="preserve"> | IAM</w:t>
-      </w:r>
-    </w:p>
-    <w:p>
-      <w:pPr>
-        <w:spacing w:before="60" w:after="60" w:line="276" w:lineRule="auto"/>
-        <w:rPr>
-          <w:bCs/>
-          <w:sz w:val="18"/>
-          <w:szCs w:val="18"/>
-          <w:lang w:val="en-GB"/>
-        </w:rPr>
-      </w:pPr>
-      <w:r>
-        <w:rPr>
-          <w:b/>
-          <w:bCs/>
-          <w:sz w:val="18"/>
-          <w:szCs w:val="18"/>
-          <w:lang w:val="en-GB"/>
-        </w:rPr>
-        <w:t>Previously voluntary roles</w:t>
-      </w:r>
-      <w:r>
-        <w:rPr>
-          <w:bCs/>
-          <w:sz w:val="18"/>
-          <w:szCs w:val="18"/>
-          <w:lang w:val="en-GB"/>
-        </w:rPr>
-        <w:t xml:space="preserve"> | Parent Governor, Parish Councillor</w:t>
-      </w:r>
-    </w:p>
-    <w:p>
-      <w:pPr>
-        <w:spacing w:before="60" w:after="60" w:line="276" w:lineRule="auto"/>
-        <w:rPr>
-          <w:bCs/>
-          <w:sz w:val="18"/>
-          <w:szCs w:val="18"/>
-          <w:lang w:val="en-GB"/>
-        </w:rPr>
-      </w:pPr>
-      <w:proofErr w:type="spellStart"/>
-      <w:r>
-        <w:rPr>
-          <w:b/>
-          <w:bCs/>
-          <w:sz w:val="18"/>
-          <w:szCs w:val="18"/>
-          <w:lang w:val="en-GB"/>
-        </w:rPr>
-        <w:t>Pickleball</w:t>
-      </w:r>
-      <w:proofErr w:type="spellEnd"/>
-      <w:r>
-        <w:rPr>
-          <w:b/>
-          <w:bCs/>
-          <w:sz w:val="18"/>
-          <w:szCs w:val="18"/>
-          <w:lang w:val="en-GB"/>
-        </w:rPr>
-        <w:t xml:space="preserve"> player</w:t>
-      </w:r>
-      <w:r>
-        <w:rPr>
-          <w:bCs/>
-          <w:sz w:val="18"/>
-          <w:szCs w:val="18"/>
-          <w:lang w:val="en-GB"/>
-        </w:rPr>
-        <w:t xml:space="preserve"> | </w:t>
-      </w:r>
-      <w:r>
-        <w:rPr>
-          <w:bCs/>
-          <w:sz w:val="18"/>
-          <w:szCs w:val="18"/>
-          <w:lang w:val="en-GB"/>
-        </w:rPr>
-        <w:t>DUPR rating 3.0-3.5</w:t>
-      </w:r>
-    </w:p>
-    <w:p>
-      <w:pPr>
-        <w:rPr>
-          <w:lang w:val="en-GB"/>
-        </w:rPr>
-      </w:pPr>
-    </w:p>
-    <w:p>
-      <w:pPr>
-        <w:rPr>
-          <w:lang w:val="en-GB"/>
-        </w:rPr>
-      </w:pPr>
-    </w:p>
-    <w:p>
-      <w:pPr>
-        <w:pStyle w:val="PlainText"/>
         <w:jc w:val="center"/>
         <w:rPr>
-          <w:rFonts w:ascii="Tahoma" w:hAnsi="Tahoma" w:cs="Tahoma"/>
           <w:sz w:val="16"/>
           <w:szCs w:val="16"/>
         </w:rPr>
       </w:pPr>
       <w:r>
         <w:rPr>
-          <w:rFonts w:ascii="Tahoma" w:hAnsi="Tahoma" w:cs="Tahoma"/>
+          <w:bCs/>
           <w:sz w:val="16"/>
           <w:szCs w:val="16"/>
+          <w:lang w:val="en-GB"/>
         </w:rPr>
         <w:t xml:space="preserve">This CV produced </w:t>
       </w:r>
       <w:r>
         <w:rPr>
-          <w:rFonts w:ascii="Tahoma" w:hAnsi="Tahoma" w:cs="Tahoma"/>
+          <w:bCs/>
           <w:sz w:val="16"/>
           <w:szCs w:val="16"/>
-        </w:rPr>
-        <w:t>24</w:t>
-      </w:r>
-      <w:r>
-        <w:rPr>
-          <w:rFonts w:ascii="Tahoma" w:hAnsi="Tahoma" w:cs="Tahoma"/>
+          <w:lang w:val="en-GB"/>
+        </w:rPr>
+        <w:t>11</w:t>
+      </w:r>
+      <w:r>
+        <w:rPr>
+          <w:bCs/>
           <w:sz w:val="16"/>
           <w:szCs w:val="16"/>
+          <w:lang w:val="en-GB"/>
         </w:rPr>
         <w:t>-</w:t>
       </w:r>
       <w:r>
         <w:rPr>
-          <w:rFonts w:ascii="Tahoma" w:hAnsi="Tahoma" w:cs="Tahoma"/>
+          <w:bCs/>
           <w:sz w:val="16"/>
           <w:szCs w:val="16"/>
-        </w:rPr>
-        <w:t>Feb</w:t>
-      </w:r>
-      <w:r>
-        <w:rPr>
-          <w:rFonts w:ascii="Tahoma" w:hAnsi="Tahoma" w:cs="Tahoma"/>
+          <w:lang w:val="en-GB"/>
+        </w:rPr>
+        <w:t>Aug</w:t>
+      </w:r>
+      <w:r>
+        <w:rPr>
+          <w:bCs/>
           <w:sz w:val="16"/>
           <w:szCs w:val="16"/>
-        </w:rPr>
-        <w:t xml:space="preserve">-2026. Latest Word &amp; PDF versions can be found online at </w:t>
-      </w:r>
-      <w:r>
-        <w:rPr>
-          <w:rFonts w:ascii="Tahoma" w:hAnsi="Tahoma" w:cs="Tahoma"/>
-          <w:sz w:val="16"/>
-          <w:szCs w:val="16"/>
-        </w:rPr>
-        <w:t>http://www.kolossi.co.uk/PaulSweeneyCV</w:t>
+          <w:lang w:val="en-GB"/>
+        </w:rPr>
+        <w:t>-2026. Latest Word &amp; PDF versions can be found online at http://www.kolossi.co.uk/PaulSweeneyCV</w:t>
       </w:r>
     </w:p>
     <w:sectPr>
+      <w:type w:val="continuous"/>
       <w:pgSz w:w="11952" w:h="16848"/>
       <w:pgMar w:top="720" w:right="576" w:bottom="720" w:left="576" w:header="0" w:footer="0" w:gutter="0"/>
       <w:cols w:space="720"/>
@@ -5129,6 +4531,118 @@
     </w:lvl>
   </w:abstractNum>
   <w:abstractNum w:abstractNumId="1">
+    <w:nsid w:val="036B54CF"/>
+    <w:multiLevelType w:val="hybridMultilevel"/>
+    <w:tmpl w:val="88661B26"/>
+    <w:lvl w:ilvl="0" w:tplc="C682040C">
+      <w:numFmt w:val="bullet"/>
+      <w:lvlText w:val="-"/>
+      <w:lvlJc w:val="left"/>
+      <w:pPr>
+        <w:ind w:left="720" w:hanging="360"/>
+      </w:pPr>
+      <w:rPr>
+        <w:rFonts w:ascii="Open Sans" w:eastAsia="Open Sans" w:hAnsi="Open Sans" w:cs="Open Sans" w:hint="default"/>
+      </w:rPr>
+    </w:lvl>
+    <w:lvl w:ilvl="1" w:tplc="08090003" w:tentative="1">
+      <w:start w:val="1"/>
+      <w:numFmt w:val="bullet"/>
+      <w:lvlText w:val="o"/>
+      <w:lvlJc w:val="left"/>
+      <w:pPr>
+        <w:ind w:left="1440" w:hanging="360"/>
+      </w:pPr>
+      <w:rPr>
+        <w:rFonts w:ascii="Courier New" w:hAnsi="Courier New" w:cs="Courier New" w:hint="default"/>
+      </w:rPr>
+    </w:lvl>
+    <w:lvl w:ilvl="2" w:tplc="08090005" w:tentative="1">
+      <w:start w:val="1"/>
+      <w:numFmt w:val="bullet"/>
+      <w:lvlText w:val=""/>
+      <w:lvlJc w:val="left"/>
+      <w:pPr>
+        <w:ind w:left="2160" w:hanging="360"/>
+      </w:pPr>
+      <w:rPr>
+        <w:rFonts w:ascii="Wingdings" w:hAnsi="Wingdings" w:hint="default"/>
+      </w:rPr>
+    </w:lvl>
+    <w:lvl w:ilvl="3" w:tplc="08090001" w:tentative="1">
+      <w:start w:val="1"/>
+      <w:numFmt w:val="bullet"/>
+      <w:lvlText w:val=""/>
+      <w:lvlJc w:val="left"/>
+      <w:pPr>
+        <w:ind w:left="2880" w:hanging="360"/>
+      </w:pPr>
+      <w:rPr>
+        <w:rFonts w:ascii="Symbol" w:hAnsi="Symbol" w:hint="default"/>
+      </w:rPr>
+    </w:lvl>
+    <w:lvl w:ilvl="4" w:tplc="08090003" w:tentative="1">
+      <w:start w:val="1"/>
+      <w:numFmt w:val="bullet"/>
+      <w:lvlText w:val="o"/>
+      <w:lvlJc w:val="left"/>
+      <w:pPr>
+        <w:ind w:left="3600" w:hanging="360"/>
+      </w:pPr>
+      <w:rPr>
+        <w:rFonts w:ascii="Courier New" w:hAnsi="Courier New" w:cs="Courier New" w:hint="default"/>
+      </w:rPr>
+    </w:lvl>
+    <w:lvl w:ilvl="5" w:tplc="08090005" w:tentative="1">
+      <w:start w:val="1"/>
+      <w:numFmt w:val="bullet"/>
+      <w:lvlText w:val=""/>
+      <w:lvlJc w:val="left"/>
+      <w:pPr>
+        <w:ind w:left="4320" w:hanging="360"/>
+      </w:pPr>
+      <w:rPr>
+        <w:rFonts w:ascii="Wingdings" w:hAnsi="Wingdings" w:hint="default"/>
+      </w:rPr>
+    </w:lvl>
+    <w:lvl w:ilvl="6" w:tplc="08090001" w:tentative="1">
+      <w:start w:val="1"/>
+      <w:numFmt w:val="bullet"/>
+      <w:lvlText w:val=""/>
+      <w:lvlJc w:val="left"/>
+      <w:pPr>
+        <w:ind w:left="5040" w:hanging="360"/>
+      </w:pPr>
+      <w:rPr>
+        <w:rFonts w:ascii="Symbol" w:hAnsi="Symbol" w:hint="default"/>
+      </w:rPr>
+    </w:lvl>
+    <w:lvl w:ilvl="7" w:tplc="08090003" w:tentative="1">
+      <w:start w:val="1"/>
+      <w:numFmt w:val="bullet"/>
+      <w:lvlText w:val="o"/>
+      <w:lvlJc w:val="left"/>
+      <w:pPr>
+        <w:ind w:left="5760" w:hanging="360"/>
+      </w:pPr>
+      <w:rPr>
+        <w:rFonts w:ascii="Courier New" w:hAnsi="Courier New" w:cs="Courier New" w:hint="default"/>
+      </w:rPr>
+    </w:lvl>
+    <w:lvl w:ilvl="8" w:tplc="08090005" w:tentative="1">
+      <w:start w:val="1"/>
+      <w:numFmt w:val="bullet"/>
+      <w:lvlText w:val=""/>
+      <w:lvlJc w:val="left"/>
+      <w:pPr>
+        <w:ind w:left="6480" w:hanging="360"/>
+      </w:pPr>
+      <w:rPr>
+        <w:rFonts w:ascii="Wingdings" w:hAnsi="Wingdings" w:hint="default"/>
+      </w:rPr>
+    </w:lvl>
+  </w:abstractNum>
+  <w:abstractNum w:abstractNumId="2">
     <w:nsid w:val="07AB5C69"/>
     <w:multiLevelType w:val="hybridMultilevel"/>
     <w:tmpl w:val="CC882BD8"/>
@@ -5214,7 +4728,7 @@
       </w:pPr>
     </w:lvl>
   </w:abstractNum>
-  <w:abstractNum w:abstractNumId="2">
+  <w:abstractNum w:abstractNumId="3">
     <w:nsid w:val="0C0F4858"/>
     <w:multiLevelType w:val="hybridMultilevel"/>
     <w:tmpl w:val="54AA5C56"/>
@@ -5300,7 +4814,7 @@
       </w:pPr>
     </w:lvl>
   </w:abstractNum>
-  <w:abstractNum w:abstractNumId="3">
+  <w:abstractNum w:abstractNumId="4">
     <w:nsid w:val="2738370D"/>
     <w:multiLevelType w:val="hybridMultilevel"/>
     <w:tmpl w:val="6B6CA38C"/>
@@ -5354,7 +4868,7 @@
       <w:lvlJc w:val="left"/>
     </w:lvl>
   </w:abstractNum>
-  <w:abstractNum w:abstractNumId="4">
+  <w:abstractNum w:abstractNumId="5">
     <w:nsid w:val="456E4738"/>
     <w:multiLevelType w:val="hybridMultilevel"/>
     <w:tmpl w:val="DD8C002C"/>
@@ -5464,7 +4978,7 @@
       </w:rPr>
     </w:lvl>
   </w:abstractNum>
-  <w:abstractNum w:abstractNumId="5">
+  <w:abstractNum w:abstractNumId="6">
     <w:nsid w:val="4ECD5005"/>
     <w:multiLevelType w:val="hybridMultilevel"/>
     <w:tmpl w:val="3F7028D6"/>
@@ -5550,7 +5064,7 @@
       </w:pPr>
     </w:lvl>
   </w:abstractNum>
-  <w:abstractNum w:abstractNumId="6">
+  <w:abstractNum w:abstractNumId="7">
     <w:nsid w:val="50F22D53"/>
     <w:multiLevelType w:val="hybridMultilevel"/>
     <w:tmpl w:val="26B2C04C"/>
@@ -5663,7 +5177,7 @@
       </w:rPr>
     </w:lvl>
   </w:abstractNum>
-  <w:abstractNum w:abstractNumId="7">
+  <w:abstractNum w:abstractNumId="8">
     <w:nsid w:val="52FF4F4E"/>
     <w:multiLevelType w:val="hybridMultilevel"/>
     <w:tmpl w:val="2E305CC2"/>
@@ -5773,7 +5287,7 @@
       </w:rPr>
     </w:lvl>
   </w:abstractNum>
-  <w:abstractNum w:abstractNumId="8">
+  <w:abstractNum w:abstractNumId="9">
     <w:nsid w:val="53AE1026"/>
     <w:multiLevelType w:val="hybridMultilevel"/>
     <w:tmpl w:val="4606AD4C"/>
@@ -5859,7 +5373,7 @@
       </w:pPr>
     </w:lvl>
   </w:abstractNum>
-  <w:abstractNum w:abstractNumId="9">
+  <w:abstractNum w:abstractNumId="10">
     <w:nsid w:val="54D239E5"/>
     <w:multiLevelType w:val="hybridMultilevel"/>
     <w:tmpl w:val="6602B036"/>
@@ -5913,7 +5427,7 @@
       <w:lvlJc w:val="left"/>
     </w:lvl>
   </w:abstractNum>
-  <w:abstractNum w:abstractNumId="10">
+  <w:abstractNum w:abstractNumId="11">
     <w:nsid w:val="574F4604"/>
     <w:multiLevelType w:val="hybridMultilevel"/>
     <w:tmpl w:val="8286C8E0"/>
@@ -5999,7 +5513,7 @@
       </w:pPr>
     </w:lvl>
   </w:abstractNum>
-  <w:abstractNum w:abstractNumId="11">
+  <w:abstractNum w:abstractNumId="12">
     <w:nsid w:val="5C917A9B"/>
     <w:multiLevelType w:val="hybridMultilevel"/>
     <w:tmpl w:val="C54ED596"/>
@@ -6092,69 +5606,72 @@
     </w:lvlOverride>
   </w:num>
   <w:num w:numId="2">
-    <w:abstractNumId w:val="3"/>
+    <w:abstractNumId w:val="4"/>
     <w:lvlOverride w:ilvl="0">
       <w:startOverride w:val="1"/>
     </w:lvlOverride>
   </w:num>
   <w:num w:numId="3">
-    <w:abstractNumId w:val="3"/>
+    <w:abstractNumId w:val="4"/>
     <w:lvlOverride w:ilvl="0">
       <w:startOverride w:val="1"/>
     </w:lvlOverride>
   </w:num>
   <w:num w:numId="4">
-    <w:abstractNumId w:val="3"/>
+    <w:abstractNumId w:val="4"/>
     <w:lvlOverride w:ilvl="0">
       <w:startOverride w:val="1"/>
     </w:lvlOverride>
   </w:num>
   <w:num w:numId="5">
-    <w:abstractNumId w:val="3"/>
+    <w:abstractNumId w:val="4"/>
     <w:lvlOverride w:ilvl="0">
       <w:startOverride w:val="1"/>
     </w:lvlOverride>
   </w:num>
   <w:num w:numId="6">
-    <w:abstractNumId w:val="3"/>
+    <w:abstractNumId w:val="4"/>
     <w:lvlOverride w:ilvl="0">
       <w:startOverride w:val="1"/>
     </w:lvlOverride>
   </w:num>
   <w:num w:numId="7">
-    <w:abstractNumId w:val="3"/>
+    <w:abstractNumId w:val="4"/>
     <w:lvlOverride w:ilvl="0">
       <w:startOverride w:val="1"/>
     </w:lvlOverride>
   </w:num>
   <w:num w:numId="8">
+    <w:abstractNumId w:val="7"/>
+  </w:num>
+  <w:num w:numId="9">
+    <w:abstractNumId w:val="9"/>
+  </w:num>
+  <w:num w:numId="10">
+    <w:abstractNumId w:val="4"/>
+  </w:num>
+  <w:num w:numId="11">
+    <w:abstractNumId w:val="5"/>
+  </w:num>
+  <w:num w:numId="12">
+    <w:abstractNumId w:val="8"/>
+  </w:num>
+  <w:num w:numId="13">
+    <w:abstractNumId w:val="11"/>
+  </w:num>
+  <w:num w:numId="14">
     <w:abstractNumId w:val="6"/>
   </w:num>
-  <w:num w:numId="9">
-    <w:abstractNumId w:val="8"/>
-  </w:num>
-  <w:num w:numId="10">
+  <w:num w:numId="15">
     <w:abstractNumId w:val="3"/>
   </w:num>
-  <w:num w:numId="11">
-    <w:abstractNumId w:val="4"/>
+  <w:num w:numId="16">
+    <w:abstractNumId w:val="12"/>
   </w:num>
-  <w:num w:numId="12">
-    <w:abstractNumId w:val="7"/>
-  </w:num>
-  <w:num w:numId="13">
-    <w:abstractNumId w:val="10"/>
-  </w:num>
-  <w:num w:numId="14">
-    <w:abstractNumId w:val="5"/>
-  </w:num>
-  <w:num w:numId="15">
+  <w:num w:numId="17">
     <w:abstractNumId w:val="2"/>
   </w:num>
-  <w:num w:numId="16">
-    <w:abstractNumId w:val="11"/>
-  </w:num>
-  <w:num w:numId="17">
+  <w:num w:numId="18">
     <w:abstractNumId w:val="1"/>
   </w:num>
 </w:numbering>
@@ -6319,7 +5836,7 @@
       <w:spacing w:line="288" w:lineRule="auto"/>
     </w:pPr>
     <w:rPr>
-      <w:rFonts w:ascii="Open Sans" w:eastAsia="Open Sans" w:hAnsi="Open Sans" w:cs="Open Sans"/>
+      <w:rFonts w:ascii="Arial" w:eastAsia="Arial" w:hAnsi="Arial" w:cs="Arial"/>
       <w:color w:val="1E2532"/>
     </w:rPr>
   </w:style>
@@ -6575,7 +6092,7 @@
     <w:uiPriority w:val="9"/>
     <w:rsid w:val="00E75680"/>
     <w:rPr>
-      <w:rFonts w:ascii="Open Sans" w:eastAsia="Open Sans" w:hAnsi="Open Sans" w:cs="Open Sans"/>
+      <w:rFonts w:ascii="Arial" w:eastAsia="Arial" w:hAnsi="Arial" w:cs="Arial"/>
       <w:b/>
       <w:bCs/>
       <w:color w:val="2163CA"/>
@@ -6590,7 +6107,7 @@
     <w:uiPriority w:val="9"/>
     <w:rsid w:val="00545A1F"/>
     <w:rPr>
-      <w:rFonts w:ascii="Open Sans" w:eastAsia="Open Sans" w:hAnsi="Open Sans" w:cs="Open Sans"/>
+      <w:rFonts w:ascii="Arial" w:eastAsia="Arial" w:hAnsi="Arial" w:cs="Arial"/>
       <w:b/>
       <w:bCs/>
       <w:color w:val="1E2532"/>
@@ -6630,7 +6147,7 @@
     <w:uiPriority w:val="99"/>
     <w:rsid w:val="00CA1E11"/>
     <w:rPr>
-      <w:rFonts w:ascii="Open Sans" w:eastAsia="Open Sans" w:hAnsi="Open Sans" w:cs="Open Sans"/>
+      <w:rFonts w:ascii="Arial" w:eastAsia="Arial" w:hAnsi="Arial" w:cs="Arial"/>
       <w:color w:val="1E2532"/>
     </w:rPr>
   </w:style>
@@ -6656,7 +6173,7 @@
     <w:uiPriority w:val="99"/>
     <w:rsid w:val="00CA1E11"/>
     <w:rPr>
-      <w:rFonts w:ascii="Open Sans" w:eastAsia="Open Sans" w:hAnsi="Open Sans" w:cs="Open Sans"/>
+      <w:rFonts w:ascii="Arial" w:eastAsia="Arial" w:hAnsi="Arial" w:cs="Arial"/>
       <w:color w:val="1E2532"/>
     </w:rPr>
   </w:style>
@@ -6979,7 +6496,7 @@
   <a:extraClrSchemeLst/>
   <a:extLst>
     <a:ext uri="{05A4C25C-085E-4340-85A3-A5531E510DB2}">
-      <thm15:themeFamily xmlns:thm15="http://schemas.microsoft.com/office/thememl/2012/main" xmlns="" name="Office Theme" id="{62F939B6-93AF-4DB8-9C6B-D6C7DFDC589F}" vid="{4A3C46E8-61CC-4603-A589-7422A47A8E4A}"/>
+      <thm15:themeFamily xmlns="" xmlns:thm15="http://schemas.microsoft.com/office/thememl/2012/main" name="Office Theme" id="{62F939B6-93AF-4DB8-9C6B-D6C7DFDC589F}" vid="{4A3C46E8-61CC-4603-A589-7422A47A8E4A}"/>
     </a:ext>
   </a:extLst>
 </a:theme>
@@ -6990,7 +6507,7 @@
 </file>
 
 <file path=customXml/itemProps1.xml><?xml version="1.0" encoding="utf-8"?>
-<ds:datastoreItem xmlns:ds="http://schemas.openxmlformats.org/officeDocument/2006/customXml" ds:itemID="{AC7BC8AE-92BE-48DA-BD07-54DF7D962B58}">
+<ds:datastoreItem xmlns:ds="http://schemas.openxmlformats.org/officeDocument/2006/customXml" ds:itemID="{DAC03228-D387-49F1-B527-FC717F857FB2}">
   <ds:schemaRefs>
     <ds:schemaRef ds:uri="http://schemas.openxmlformats.org/officeDocument/2006/bibliography"/>
   </ds:schemaRefs>
